--- a/docs/4/uifis/reports/UIFIS_practice-11_report-template.docx
+++ b/docs/4/uifis/reports/UIFIS_practice-11_report-template.docx
@@ -77,6 +77,15 @@
       </w:r>
     </w:p>
     <w:p/>
+    <w:p>
+      <w:r>
+        <w:rPr>
+          <w:b/>
+          <w:sz w:val="24"/>
+        </w:rPr>
+        <w:t>Ход работы</w:t>
+      </w:r>
+    </w:p>
     <w:p>
       <w:r>
         <w:rPr>
@@ -1696,7 +1705,7 @@
           <w:b/>
           <w:sz w:val="24"/>
         </w:rPr>
-        <w:t>Скриншоты</w:t>
+        <w:t>Скриншоты выполнения работы</w:t>
       </w:r>
     </w:p>
     <w:p>
@@ -1798,237 +1807,6 @@
           <w:sz w:val="24"/>
         </w:rPr>
         <w:t>________________________________________________________________________</w:t>
-      </w:r>
-    </w:p>
-    <w:p>
-      <w:r>
-        <w:rPr>
-          <w:b w:val="0"/>
-          <w:sz w:val="24"/>
-        </w:rPr>
-        <w:t>________________________________________________________________________</w:t>
-      </w:r>
-    </w:p>
-    <w:p>
-      <w:r>
-        <w:rPr>
-          <w:b w:val="0"/>
-          <w:sz w:val="24"/>
-        </w:rPr>
-        <w:t>________________________________________________________________________</w:t>
-      </w:r>
-    </w:p>
-    <w:p>
-      <w:r>
-        <w:rPr>
-          <w:b w:val="0"/>
-          <w:sz w:val="24"/>
-        </w:rPr>
-        <w:t>________________________________________________________________________</w:t>
-      </w:r>
-    </w:p>
-    <w:p/>
-    <w:p>
-      <w:r>
-        <w:rPr>
-          <w:b/>
-          <w:sz w:val="24"/>
-        </w:rPr>
-        <w:t>Ответы на контрольные вопросы</w:t>
-      </w:r>
-    </w:p>
-    <w:p>
-      <w:r>
-        <w:rPr>
-          <w:b w:val="0"/>
-          <w:sz w:val="24"/>
-        </w:rPr>
-        <w:t>1. Чем функциональное требование отличается от нефункционального?</w:t>
-      </w:r>
-    </w:p>
-    <w:p>
-      <w:r>
-        <w:rPr>
-          <w:b w:val="0"/>
-          <w:sz w:val="24"/>
-        </w:rPr>
-        <w:t>________________________________________________________________________</w:t>
-      </w:r>
-    </w:p>
-    <w:p>
-      <w:r>
-        <w:rPr>
-          <w:b w:val="0"/>
-          <w:sz w:val="24"/>
-        </w:rPr>
-        <w:t>________________________________________________________________________</w:t>
-      </w:r>
-    </w:p>
-    <w:p>
-      <w:r>
-        <w:rPr>
-          <w:b w:val="0"/>
-          <w:sz w:val="24"/>
-        </w:rPr>
-        <w:t>________________________________________________________________________</w:t>
-      </w:r>
-    </w:p>
-    <w:p/>
-    <w:p>
-      <w:r>
-        <w:rPr>
-          <w:b w:val="0"/>
-          <w:sz w:val="24"/>
-        </w:rPr>
-        <w:t>2. Зачем на контекстной диаграмме показывают управление и механизмы?</w:t>
-      </w:r>
-    </w:p>
-    <w:p>
-      <w:r>
-        <w:rPr>
-          <w:b w:val="0"/>
-          <w:sz w:val="24"/>
-        </w:rPr>
-        <w:t>________________________________________________________________________</w:t>
-      </w:r>
-    </w:p>
-    <w:p>
-      <w:r>
-        <w:rPr>
-          <w:b w:val="0"/>
-          <w:sz w:val="24"/>
-        </w:rPr>
-        <w:t>________________________________________________________________________</w:t>
-      </w:r>
-    </w:p>
-    <w:p>
-      <w:r>
-        <w:rPr>
-          <w:b w:val="0"/>
-          <w:sz w:val="24"/>
-        </w:rPr>
-        <w:t>________________________________________________________________________</w:t>
-      </w:r>
-    </w:p>
-    <w:p/>
-    <w:p>
-      <w:r>
-        <w:rPr>
-          <w:b w:val="0"/>
-          <w:sz w:val="24"/>
-        </w:rPr>
-        <w:t>3. Что такое декомпозиция и когда её прекращают?</w:t>
-      </w:r>
-    </w:p>
-    <w:p>
-      <w:r>
-        <w:rPr>
-          <w:b w:val="0"/>
-          <w:sz w:val="24"/>
-        </w:rPr>
-        <w:t>________________________________________________________________________</w:t>
-      </w:r>
-    </w:p>
-    <w:p>
-      <w:r>
-        <w:rPr>
-          <w:b w:val="0"/>
-          <w:sz w:val="24"/>
-        </w:rPr>
-        <w:t>________________________________________________________________________</w:t>
-      </w:r>
-    </w:p>
-    <w:p>
-      <w:r>
-        <w:rPr>
-          <w:b w:val="0"/>
-          <w:sz w:val="24"/>
-        </w:rPr>
-        <w:t>________________________________________________________________________</w:t>
-      </w:r>
-    </w:p>
-    <w:p/>
-    <w:p>
-      <w:r>
-        <w:rPr>
-          <w:b w:val="0"/>
-          <w:sz w:val="24"/>
-        </w:rPr>
-        <w:t>4. Почему требование должно иметь проверку?</w:t>
-      </w:r>
-    </w:p>
-    <w:p>
-      <w:r>
-        <w:rPr>
-          <w:b w:val="0"/>
-          <w:sz w:val="24"/>
-        </w:rPr>
-        <w:t>________________________________________________________________________</w:t>
-      </w:r>
-    </w:p>
-    <w:p>
-      <w:r>
-        <w:rPr>
-          <w:b w:val="0"/>
-          <w:sz w:val="24"/>
-        </w:rPr>
-        <w:t>________________________________________________________________________</w:t>
-      </w:r>
-    </w:p>
-    <w:p>
-      <w:r>
-        <w:rPr>
-          <w:b w:val="0"/>
-          <w:sz w:val="24"/>
-        </w:rPr>
-        <w:t>________________________________________________________________________</w:t>
-      </w:r>
-    </w:p>
-    <w:p/>
-    <w:p>
-      <w:r>
-        <w:rPr>
-          <w:b w:val="0"/>
-          <w:sz w:val="24"/>
-        </w:rPr>
-        <w:t>5. Что покажет матрица прослеживаемости при изменении требования?</w:t>
-      </w:r>
-    </w:p>
-    <w:p>
-      <w:r>
-        <w:rPr>
-          <w:b w:val="0"/>
-          <w:sz w:val="24"/>
-        </w:rPr>
-        <w:t>________________________________________________________________________</w:t>
-      </w:r>
-    </w:p>
-    <w:p>
-      <w:r>
-        <w:rPr>
-          <w:b w:val="0"/>
-          <w:sz w:val="24"/>
-        </w:rPr>
-        <w:t>________________________________________________________________________</w:t>
-      </w:r>
-    </w:p>
-    <w:p>
-      <w:r>
-        <w:rPr>
-          <w:b w:val="0"/>
-          <w:sz w:val="24"/>
-        </w:rPr>
-        <w:t>________________________________________________________________________</w:t>
-      </w:r>
-    </w:p>
-    <w:p/>
-    <w:p>
-      <w:r>
-        <w:rPr>
-          <w:b w:val="0"/>
-          <w:sz w:val="24"/>
-        </w:rPr>
-        <w:t>6. Почему сценарий использования ещё не является функциональной моделью?</w:t>
       </w:r>
     </w:p>
     <w:p>

--- a/docs/4/uifis/reports/UIFIS_practice-11_report-template.docx
+++ b/docs/4/uifis/reports/UIFIS_practice-11_report-template.docx
@@ -4,10 +4,13 @@
   <w:body>
     <w:p>
       <w:pPr>
+        <w:spacing w:line="360" w:lineRule="auto" w:before="0" w:after="0"/>
+        <w:ind w:firstLine="0"/>
         <w:jc w:val="center"/>
       </w:pPr>
       <w:r>
         <w:rPr>
+          <w:rFonts w:ascii="Times New Roman" w:hAnsi="Times New Roman" w:eastAsia="Times New Roman" w:cs="Times New Roman"/>
           <w:b/>
           <w:sz w:val="28"/>
         </w:rPr>
@@ -16,100 +19,160 @@
     </w:p>
     <w:p>
       <w:pPr>
+        <w:spacing w:line="360" w:lineRule="auto" w:before="0" w:after="0"/>
+        <w:ind w:firstLine="0"/>
         <w:jc w:val="center"/>
       </w:pPr>
       <w:r>
         <w:rPr>
+          <w:rFonts w:ascii="Times New Roman" w:hAnsi="Times New Roman" w:eastAsia="Times New Roman" w:cs="Times New Roman"/>
           <w:b/>
-          <w:sz w:val="26"/>
+          <w:sz w:val="28"/>
         </w:rPr>
         <w:t>Отчёт по практической работе 11</w:t>
       </w:r>
     </w:p>
     <w:p>
       <w:pPr>
+        <w:spacing w:line="360" w:lineRule="auto" w:before="0" w:after="0"/>
+        <w:ind w:firstLine="0"/>
         <w:jc w:val="center"/>
       </w:pPr>
       <w:r>
         <w:rPr>
+          <w:rFonts w:ascii="Times New Roman" w:hAnsi="Times New Roman" w:eastAsia="Times New Roman" w:cs="Times New Roman"/>
           <w:b w:val="0"/>
-          <w:sz w:val="24"/>
+          <w:sz w:val="28"/>
         </w:rPr>
         <w:t>Тема: Формирование требований и функциональная модель ИС</w:t>
       </w:r>
     </w:p>
     <w:p/>
     <w:p>
+      <w:pPr>
+        <w:spacing w:line="360" w:lineRule="auto" w:before="0" w:after="0"/>
+        <w:ind w:firstLine="0"/>
+        <w:jc w:val="left"/>
+      </w:pPr>
       <w:r>
         <w:rPr>
+          <w:rFonts w:ascii="Times New Roman" w:hAnsi="Times New Roman" w:eastAsia="Times New Roman" w:cs="Times New Roman"/>
           <w:b w:val="0"/>
-          <w:sz w:val="24"/>
+          <w:sz w:val="28"/>
         </w:rPr>
         <w:t>ФИО студента: ______________________________________</w:t>
       </w:r>
     </w:p>
     <w:p>
+      <w:pPr>
+        <w:spacing w:line="360" w:lineRule="auto" w:before="0" w:after="0"/>
+        <w:ind w:firstLine="0"/>
+        <w:jc w:val="left"/>
+      </w:pPr>
       <w:r>
         <w:rPr>
+          <w:rFonts w:ascii="Times New Roman" w:hAnsi="Times New Roman" w:eastAsia="Times New Roman" w:cs="Times New Roman"/>
           <w:b w:val="0"/>
-          <w:sz w:val="24"/>
+          <w:sz w:val="28"/>
         </w:rPr>
         <w:t>Группа: ______________________  Дата: _______________</w:t>
       </w:r>
     </w:p>
     <w:p/>
     <w:p>
+      <w:pPr>
+        <w:pStyle w:val="Heading1"/>
+        <w:keepNext/>
+        <w:keepLines/>
+        <w:spacing w:line="240" w:lineRule="auto" w:before="240" w:after="0"/>
+        <w:ind w:firstLine="0" w:left="0"/>
+        <w:jc w:val="both"/>
+      </w:pPr>
       <w:r>
         <w:rPr>
-          <w:b/>
-          <w:sz w:val="24"/>
+          <w:rFonts w:ascii="Times New Roman" w:hAnsi="Times New Roman" w:eastAsia="Times New Roman" w:cs="Times New Roman"/>
+          <w:b w:val="0"/>
+          <w:sz w:val="28"/>
         </w:rPr>
         <w:t>Цель работы</w:t>
       </w:r>
     </w:p>
     <w:p>
+      <w:pPr>
+        <w:spacing w:line="360" w:lineRule="auto" w:before="0" w:after="0"/>
+        <w:ind w:firstLine="709"/>
+        <w:jc w:val="both"/>
+      </w:pPr>
       <w:r>
         <w:rPr>
+          <w:rFonts w:ascii="Times New Roman" w:hAnsi="Times New Roman" w:eastAsia="Times New Roman" w:cs="Times New Roman"/>
           <w:b w:val="0"/>
-          <w:sz w:val="24"/>
+          <w:sz w:val="28"/>
         </w:rPr>
         <w:t>Разобрать учебный сценарий, сформулировать функциональные и нефункциональные требования, построить контекстную диаграмму и декомпозицию процесса, связать требования с элементами модели и проверить полноту.</w:t>
       </w:r>
     </w:p>
     <w:p/>
     <w:p>
+      <w:pPr>
+        <w:pStyle w:val="Heading1"/>
+        <w:keepNext/>
+        <w:keepLines/>
+        <w:spacing w:line="240" w:lineRule="auto" w:before="240" w:after="0"/>
+        <w:ind w:firstLine="0" w:left="0"/>
+        <w:jc w:val="both"/>
+      </w:pPr>
       <w:r>
         <w:rPr>
-          <w:b/>
-          <w:sz w:val="24"/>
+          <w:rFonts w:ascii="Times New Roman" w:hAnsi="Times New Roman" w:eastAsia="Times New Roman" w:cs="Times New Roman"/>
+          <w:b w:val="0"/>
+          <w:sz w:val="28"/>
         </w:rPr>
         <w:t>Ход работы</w:t>
       </w:r>
     </w:p>
     <w:p>
+      <w:pPr>
+        <w:spacing w:line="360" w:lineRule="auto" w:before="0" w:after="0"/>
+        <w:ind w:firstLine="709"/>
+        <w:jc w:val="both"/>
+      </w:pPr>
       <w:r>
         <w:rPr>
+          <w:rFonts w:ascii="Times New Roman" w:hAnsi="Times New Roman" w:eastAsia="Times New Roman" w:cs="Times New Roman"/>
           <w:b/>
-          <w:sz w:val="24"/>
+          <w:sz w:val="28"/>
         </w:rPr>
         <w:t>Учебный сценарий</w:t>
       </w:r>
     </w:p>
     <w:p>
+      <w:pPr>
+        <w:spacing w:line="360" w:lineRule="auto" w:before="0" w:after="0"/>
+        <w:ind w:firstLine="709"/>
+        <w:jc w:val="both"/>
+      </w:pPr>
       <w:r>
         <w:rPr>
+          <w:rFonts w:ascii="Times New Roman" w:hAnsi="Times New Roman" w:eastAsia="Times New Roman" w:cs="Times New Roman"/>
           <w:b w:val="0"/>
-          <w:sz w:val="24"/>
+          <w:sz w:val="28"/>
         </w:rPr>
         <w:t>Колледж принимает заявки на справку через сайт. Студент заполняет форму, сотрудник проверяет данные, готовит справку и меняет статус заявки. Студент видит статус и получает уведомление.</w:t>
       </w:r>
     </w:p>
     <w:p/>
     <w:p>
+      <w:pPr>
+        <w:spacing w:line="360" w:lineRule="auto" w:before="0" w:after="0"/>
+        <w:ind w:firstLine="709"/>
+        <w:jc w:val="both"/>
+      </w:pPr>
       <w:r>
         <w:rPr>
+          <w:rFonts w:ascii="Times New Roman" w:hAnsi="Times New Roman" w:eastAsia="Times New Roman" w:cs="Times New Roman"/>
           <w:b/>
-          <w:sz w:val="24"/>
+          <w:sz w:val="28"/>
         </w:rPr>
         <w:t>Требования</w:t>
       </w:r>
@@ -118,6 +181,7 @@
       <w:tblPr>
         <w:tblStyle w:val="TableGrid"/>
         <w:tblW w:type="auto" w:w="0"/>
+        <w:tblLayout w:type="autofit"/>
         <w:tblLook w:firstColumn="1" w:firstRow="1" w:lastColumn="0" w:lastRow="0" w:noHBand="0" w:noVBand="1" w:val="04A0"/>
       </w:tblPr>
       <w:tblGrid>
@@ -133,9 +197,16 @@
             <w:tcW w:type="dxa" w:w="1728"/>
           </w:tcPr>
           <w:p>
+            <w:pPr>
+              <w:spacing w:line="360" w:lineRule="auto" w:before="0" w:after="0"/>
+              <w:ind w:firstLine="0"/>
+              <w:jc w:val="center"/>
+            </w:pPr>
             <w:r>
               <w:rPr>
-                <w:sz w:val="18"/>
+                <w:rFonts w:ascii="Times New Roman" w:hAnsi="Times New Roman" w:eastAsia="Times New Roman" w:cs="Times New Roman"/>
+                <w:b/>
+                <w:sz w:val="22"/>
               </w:rPr>
               <w:t>ID</w:t>
             </w:r>
@@ -146,9 +217,16 @@
             <w:tcW w:type="dxa" w:w="1728"/>
           </w:tcPr>
           <w:p>
+            <w:pPr>
+              <w:spacing w:line="360" w:lineRule="auto" w:before="0" w:after="0"/>
+              <w:ind w:firstLine="0"/>
+              <w:jc w:val="center"/>
+            </w:pPr>
             <w:r>
               <w:rPr>
-                <w:sz w:val="18"/>
+                <w:rFonts w:ascii="Times New Roman" w:hAnsi="Times New Roman" w:eastAsia="Times New Roman" w:cs="Times New Roman"/>
+                <w:b/>
+                <w:sz w:val="22"/>
               </w:rPr>
               <w:t>Тип</w:t>
             </w:r>
@@ -159,9 +237,16 @@
             <w:tcW w:type="dxa" w:w="1728"/>
           </w:tcPr>
           <w:p>
+            <w:pPr>
+              <w:spacing w:line="360" w:lineRule="auto" w:before="0" w:after="0"/>
+              <w:ind w:firstLine="0"/>
+              <w:jc w:val="center"/>
+            </w:pPr>
             <w:r>
               <w:rPr>
-                <w:sz w:val="18"/>
+                <w:rFonts w:ascii="Times New Roman" w:hAnsi="Times New Roman" w:eastAsia="Times New Roman" w:cs="Times New Roman"/>
+                <w:b/>
+                <w:sz w:val="22"/>
               </w:rPr>
               <w:t>Требование</w:t>
             </w:r>
@@ -172,9 +257,16 @@
             <w:tcW w:type="dxa" w:w="1728"/>
           </w:tcPr>
           <w:p>
+            <w:pPr>
+              <w:spacing w:line="360" w:lineRule="auto" w:before="0" w:after="0"/>
+              <w:ind w:firstLine="0"/>
+              <w:jc w:val="center"/>
+            </w:pPr>
             <w:r>
               <w:rPr>
-                <w:sz w:val="18"/>
+                <w:rFonts w:ascii="Times New Roman" w:hAnsi="Times New Roman" w:eastAsia="Times New Roman" w:cs="Times New Roman"/>
+                <w:b/>
+                <w:sz w:val="22"/>
               </w:rPr>
               <w:t>Приоритет</w:t>
             </w:r>
@@ -185,9 +277,16 @@
             <w:tcW w:type="dxa" w:w="1728"/>
           </w:tcPr>
           <w:p>
+            <w:pPr>
+              <w:spacing w:line="360" w:lineRule="auto" w:before="0" w:after="0"/>
+              <w:ind w:firstLine="0"/>
+              <w:jc w:val="center"/>
+            </w:pPr>
             <w:r>
               <w:rPr>
-                <w:sz w:val="18"/>
+                <w:rFonts w:ascii="Times New Roman" w:hAnsi="Times New Roman" w:eastAsia="Times New Roman" w:cs="Times New Roman"/>
+                <w:b/>
+                <w:sz w:val="22"/>
               </w:rPr>
               <w:t>Проверка</w:t>
             </w:r>
@@ -200,9 +299,16 @@
             <w:tcW w:type="dxa" w:w="1728"/>
           </w:tcPr>
           <w:p>
+            <w:pPr>
+              <w:spacing w:line="360" w:lineRule="auto" w:before="0" w:after="0"/>
+              <w:ind w:firstLine="0"/>
+              <w:jc w:val="both"/>
+            </w:pPr>
             <w:r>
               <w:rPr>
-                <w:sz w:val="18"/>
+                <w:rFonts w:ascii="Times New Roman" w:hAnsi="Times New Roman" w:eastAsia="Times New Roman" w:cs="Times New Roman"/>
+                <w:b w:val="0"/>
+                <w:sz w:val="22"/>
               </w:rPr>
               <w:t>ФТ-1</w:t>
             </w:r>
@@ -213,9 +319,16 @@
             <w:tcW w:type="dxa" w:w="1728"/>
           </w:tcPr>
           <w:p>
+            <w:pPr>
+              <w:spacing w:line="360" w:lineRule="auto" w:before="0" w:after="0"/>
+              <w:ind w:firstLine="0"/>
+              <w:jc w:val="both"/>
+            </w:pPr>
             <w:r>
               <w:rPr>
-                <w:sz w:val="18"/>
+                <w:rFonts w:ascii="Times New Roman" w:hAnsi="Times New Roman" w:eastAsia="Times New Roman" w:cs="Times New Roman"/>
+                <w:b w:val="0"/>
+                <w:sz w:val="22"/>
               </w:rPr>
               <w:t>Функциональное</w:t>
             </w:r>
@@ -226,9 +339,16 @@
             <w:tcW w:type="dxa" w:w="1728"/>
           </w:tcPr>
           <w:p>
+            <w:pPr>
+              <w:spacing w:line="360" w:lineRule="auto" w:before="0" w:after="0"/>
+              <w:ind w:firstLine="0"/>
+              <w:jc w:val="both"/>
+            </w:pPr>
             <w:r>
               <w:rPr>
-                <w:sz w:val="18"/>
+                <w:rFonts w:ascii="Times New Roman" w:hAnsi="Times New Roman" w:eastAsia="Times New Roman" w:cs="Times New Roman"/>
+                <w:b w:val="0"/>
+                <w:sz w:val="22"/>
               </w:rPr>
               <w:t>Студент создаёт заявку с типом справки</w:t>
             </w:r>
@@ -239,9 +359,16 @@
             <w:tcW w:type="dxa" w:w="1728"/>
           </w:tcPr>
           <w:p>
+            <w:pPr>
+              <w:spacing w:line="360" w:lineRule="auto" w:before="0" w:after="0"/>
+              <w:ind w:firstLine="0"/>
+              <w:jc w:val="both"/>
+            </w:pPr>
             <w:r>
               <w:rPr>
-                <w:sz w:val="18"/>
+                <w:rFonts w:ascii="Times New Roman" w:hAnsi="Times New Roman" w:eastAsia="Times New Roman" w:cs="Times New Roman"/>
+                <w:b w:val="0"/>
+                <w:sz w:val="22"/>
               </w:rPr>
               <w:t>высокий</w:t>
             </w:r>
@@ -252,9 +379,16 @@
             <w:tcW w:type="dxa" w:w="1728"/>
           </w:tcPr>
           <w:p>
+            <w:pPr>
+              <w:spacing w:line="360" w:lineRule="auto" w:before="0" w:after="0"/>
+              <w:ind w:firstLine="0"/>
+              <w:jc w:val="both"/>
+            </w:pPr>
             <w:r>
               <w:rPr>
-                <w:sz w:val="18"/>
+                <w:rFonts w:ascii="Times New Roman" w:hAnsi="Times New Roman" w:eastAsia="Times New Roman" w:cs="Times New Roman"/>
+                <w:b w:val="0"/>
+                <w:sz w:val="22"/>
               </w:rPr>
             </w:r>
           </w:p>
@@ -266,9 +400,16 @@
             <w:tcW w:type="dxa" w:w="1728"/>
           </w:tcPr>
           <w:p>
+            <w:pPr>
+              <w:spacing w:line="360" w:lineRule="auto" w:before="0" w:after="0"/>
+              <w:ind w:firstLine="0"/>
+              <w:jc w:val="both"/>
+            </w:pPr>
             <w:r>
               <w:rPr>
-                <w:sz w:val="18"/>
+                <w:rFonts w:ascii="Times New Roman" w:hAnsi="Times New Roman" w:eastAsia="Times New Roman" w:cs="Times New Roman"/>
+                <w:b w:val="0"/>
+                <w:sz w:val="22"/>
               </w:rPr>
               <w:t>ФТ-2</w:t>
             </w:r>
@@ -279,9 +420,16 @@
             <w:tcW w:type="dxa" w:w="1728"/>
           </w:tcPr>
           <w:p>
+            <w:pPr>
+              <w:spacing w:line="360" w:lineRule="auto" w:before="0" w:after="0"/>
+              <w:ind w:firstLine="0"/>
+              <w:jc w:val="both"/>
+            </w:pPr>
             <w:r>
               <w:rPr>
-                <w:sz w:val="18"/>
+                <w:rFonts w:ascii="Times New Roman" w:hAnsi="Times New Roman" w:eastAsia="Times New Roman" w:cs="Times New Roman"/>
+                <w:b w:val="0"/>
+                <w:sz w:val="22"/>
               </w:rPr>
               <w:t>Функциональное</w:t>
             </w:r>
@@ -292,9 +440,16 @@
             <w:tcW w:type="dxa" w:w="1728"/>
           </w:tcPr>
           <w:p>
+            <w:pPr>
+              <w:spacing w:line="360" w:lineRule="auto" w:before="0" w:after="0"/>
+              <w:ind w:firstLine="0"/>
+              <w:jc w:val="both"/>
+            </w:pPr>
             <w:r>
               <w:rPr>
-                <w:sz w:val="18"/>
+                <w:rFonts w:ascii="Times New Roman" w:hAnsi="Times New Roman" w:eastAsia="Times New Roman" w:cs="Times New Roman"/>
+                <w:b w:val="0"/>
+                <w:sz w:val="22"/>
               </w:rPr>
               <w:t>Сотрудник видит очередь заявок</w:t>
             </w:r>
@@ -305,9 +460,16 @@
             <w:tcW w:type="dxa" w:w="1728"/>
           </w:tcPr>
           <w:p>
+            <w:pPr>
+              <w:spacing w:line="360" w:lineRule="auto" w:before="0" w:after="0"/>
+              <w:ind w:firstLine="0"/>
+              <w:jc w:val="both"/>
+            </w:pPr>
             <w:r>
               <w:rPr>
-                <w:sz w:val="18"/>
+                <w:rFonts w:ascii="Times New Roman" w:hAnsi="Times New Roman" w:eastAsia="Times New Roman" w:cs="Times New Roman"/>
+                <w:b w:val="0"/>
+                <w:sz w:val="22"/>
               </w:rPr>
               <w:t>высокий</w:t>
             </w:r>
@@ -318,9 +480,16 @@
             <w:tcW w:type="dxa" w:w="1728"/>
           </w:tcPr>
           <w:p>
+            <w:pPr>
+              <w:spacing w:line="360" w:lineRule="auto" w:before="0" w:after="0"/>
+              <w:ind w:firstLine="0"/>
+              <w:jc w:val="both"/>
+            </w:pPr>
             <w:r>
               <w:rPr>
-                <w:sz w:val="18"/>
+                <w:rFonts w:ascii="Times New Roman" w:hAnsi="Times New Roman" w:eastAsia="Times New Roman" w:cs="Times New Roman"/>
+                <w:b w:val="0"/>
+                <w:sz w:val="22"/>
               </w:rPr>
             </w:r>
           </w:p>
@@ -332,9 +501,16 @@
             <w:tcW w:type="dxa" w:w="1728"/>
           </w:tcPr>
           <w:p>
+            <w:pPr>
+              <w:spacing w:line="360" w:lineRule="auto" w:before="0" w:after="0"/>
+              <w:ind w:firstLine="0"/>
+              <w:jc w:val="both"/>
+            </w:pPr>
             <w:r>
               <w:rPr>
-                <w:sz w:val="18"/>
+                <w:rFonts w:ascii="Times New Roman" w:hAnsi="Times New Roman" w:eastAsia="Times New Roman" w:cs="Times New Roman"/>
+                <w:b w:val="0"/>
+                <w:sz w:val="22"/>
               </w:rPr>
               <w:t>ФТ-3</w:t>
             </w:r>
@@ -345,9 +521,16 @@
             <w:tcW w:type="dxa" w:w="1728"/>
           </w:tcPr>
           <w:p>
+            <w:pPr>
+              <w:spacing w:line="360" w:lineRule="auto" w:before="0" w:after="0"/>
+              <w:ind w:firstLine="0"/>
+              <w:jc w:val="both"/>
+            </w:pPr>
             <w:r>
               <w:rPr>
-                <w:sz w:val="18"/>
+                <w:rFonts w:ascii="Times New Roman" w:hAnsi="Times New Roman" w:eastAsia="Times New Roman" w:cs="Times New Roman"/>
+                <w:b w:val="0"/>
+                <w:sz w:val="22"/>
               </w:rPr>
               <w:t>Функциональное</w:t>
             </w:r>
@@ -358,9 +541,16 @@
             <w:tcW w:type="dxa" w:w="1728"/>
           </w:tcPr>
           <w:p>
+            <w:pPr>
+              <w:spacing w:line="360" w:lineRule="auto" w:before="0" w:after="0"/>
+              <w:ind w:firstLine="0"/>
+              <w:jc w:val="both"/>
+            </w:pPr>
             <w:r>
               <w:rPr>
-                <w:sz w:val="18"/>
+                <w:rFonts w:ascii="Times New Roman" w:hAnsi="Times New Roman" w:eastAsia="Times New Roman" w:cs="Times New Roman"/>
+                <w:b w:val="0"/>
+                <w:sz w:val="22"/>
               </w:rPr>
               <w:t>Сотрудник меняет статус заявки</w:t>
             </w:r>
@@ -371,9 +561,16 @@
             <w:tcW w:type="dxa" w:w="1728"/>
           </w:tcPr>
           <w:p>
+            <w:pPr>
+              <w:spacing w:line="360" w:lineRule="auto" w:before="0" w:after="0"/>
+              <w:ind w:firstLine="0"/>
+              <w:jc w:val="both"/>
+            </w:pPr>
             <w:r>
               <w:rPr>
-                <w:sz w:val="18"/>
+                <w:rFonts w:ascii="Times New Roman" w:hAnsi="Times New Roman" w:eastAsia="Times New Roman" w:cs="Times New Roman"/>
+                <w:b w:val="0"/>
+                <w:sz w:val="22"/>
               </w:rPr>
               <w:t>высокий</w:t>
             </w:r>
@@ -384,9 +581,16 @@
             <w:tcW w:type="dxa" w:w="1728"/>
           </w:tcPr>
           <w:p>
+            <w:pPr>
+              <w:spacing w:line="360" w:lineRule="auto" w:before="0" w:after="0"/>
+              <w:ind w:firstLine="0"/>
+              <w:jc w:val="both"/>
+            </w:pPr>
             <w:r>
               <w:rPr>
-                <w:sz w:val="18"/>
+                <w:rFonts w:ascii="Times New Roman" w:hAnsi="Times New Roman" w:eastAsia="Times New Roman" w:cs="Times New Roman"/>
+                <w:b w:val="0"/>
+                <w:sz w:val="22"/>
               </w:rPr>
             </w:r>
           </w:p>
@@ -398,9 +602,16 @@
             <w:tcW w:type="dxa" w:w="1728"/>
           </w:tcPr>
           <w:p>
+            <w:pPr>
+              <w:spacing w:line="360" w:lineRule="auto" w:before="0" w:after="0"/>
+              <w:ind w:firstLine="0"/>
+              <w:jc w:val="both"/>
+            </w:pPr>
             <w:r>
               <w:rPr>
-                <w:sz w:val="18"/>
+                <w:rFonts w:ascii="Times New Roman" w:hAnsi="Times New Roman" w:eastAsia="Times New Roman" w:cs="Times New Roman"/>
+                <w:b w:val="0"/>
+                <w:sz w:val="22"/>
               </w:rPr>
               <w:t>ФТ-4</w:t>
             </w:r>
@@ -411,9 +622,16 @@
             <w:tcW w:type="dxa" w:w="1728"/>
           </w:tcPr>
           <w:p>
+            <w:pPr>
+              <w:spacing w:line="360" w:lineRule="auto" w:before="0" w:after="0"/>
+              <w:ind w:firstLine="0"/>
+              <w:jc w:val="both"/>
+            </w:pPr>
             <w:r>
               <w:rPr>
-                <w:sz w:val="18"/>
+                <w:rFonts w:ascii="Times New Roman" w:hAnsi="Times New Roman" w:eastAsia="Times New Roman" w:cs="Times New Roman"/>
+                <w:b w:val="0"/>
+                <w:sz w:val="22"/>
               </w:rPr>
               <w:t>Функциональное</w:t>
             </w:r>
@@ -424,9 +642,16 @@
             <w:tcW w:type="dxa" w:w="1728"/>
           </w:tcPr>
           <w:p>
+            <w:pPr>
+              <w:spacing w:line="360" w:lineRule="auto" w:before="0" w:after="0"/>
+              <w:ind w:firstLine="0"/>
+              <w:jc w:val="both"/>
+            </w:pPr>
             <w:r>
               <w:rPr>
-                <w:sz w:val="18"/>
+                <w:rFonts w:ascii="Times New Roman" w:hAnsi="Times New Roman" w:eastAsia="Times New Roman" w:cs="Times New Roman"/>
+                <w:b w:val="0"/>
+                <w:sz w:val="22"/>
               </w:rPr>
               <w:t>Студент видит статус только своей заявки</w:t>
             </w:r>
@@ -437,9 +662,16 @@
             <w:tcW w:type="dxa" w:w="1728"/>
           </w:tcPr>
           <w:p>
+            <w:pPr>
+              <w:spacing w:line="360" w:lineRule="auto" w:before="0" w:after="0"/>
+              <w:ind w:firstLine="0"/>
+              <w:jc w:val="both"/>
+            </w:pPr>
             <w:r>
               <w:rPr>
-                <w:sz w:val="18"/>
+                <w:rFonts w:ascii="Times New Roman" w:hAnsi="Times New Roman" w:eastAsia="Times New Roman" w:cs="Times New Roman"/>
+                <w:b w:val="0"/>
+                <w:sz w:val="22"/>
               </w:rPr>
               <w:t>высокий</w:t>
             </w:r>
@@ -450,9 +682,16 @@
             <w:tcW w:type="dxa" w:w="1728"/>
           </w:tcPr>
           <w:p>
+            <w:pPr>
+              <w:spacing w:line="360" w:lineRule="auto" w:before="0" w:after="0"/>
+              <w:ind w:firstLine="0"/>
+              <w:jc w:val="both"/>
+            </w:pPr>
             <w:r>
               <w:rPr>
-                <w:sz w:val="18"/>
+                <w:rFonts w:ascii="Times New Roman" w:hAnsi="Times New Roman" w:eastAsia="Times New Roman" w:cs="Times New Roman"/>
+                <w:b w:val="0"/>
+                <w:sz w:val="22"/>
               </w:rPr>
             </w:r>
           </w:p>
@@ -464,9 +703,16 @@
             <w:tcW w:type="dxa" w:w="1728"/>
           </w:tcPr>
           <w:p>
+            <w:pPr>
+              <w:spacing w:line="360" w:lineRule="auto" w:before="0" w:after="0"/>
+              <w:ind w:firstLine="0"/>
+              <w:jc w:val="both"/>
+            </w:pPr>
             <w:r>
               <w:rPr>
-                <w:sz w:val="18"/>
+                <w:rFonts w:ascii="Times New Roman" w:hAnsi="Times New Roman" w:eastAsia="Times New Roman" w:cs="Times New Roman"/>
+                <w:b w:val="0"/>
+                <w:sz w:val="22"/>
               </w:rPr>
               <w:t>ФТ-5</w:t>
             </w:r>
@@ -477,9 +723,16 @@
             <w:tcW w:type="dxa" w:w="1728"/>
           </w:tcPr>
           <w:p>
+            <w:pPr>
+              <w:spacing w:line="360" w:lineRule="auto" w:before="0" w:after="0"/>
+              <w:ind w:firstLine="0"/>
+              <w:jc w:val="both"/>
+            </w:pPr>
             <w:r>
               <w:rPr>
-                <w:sz w:val="18"/>
+                <w:rFonts w:ascii="Times New Roman" w:hAnsi="Times New Roman" w:eastAsia="Times New Roman" w:cs="Times New Roman"/>
+                <w:b w:val="0"/>
+                <w:sz w:val="22"/>
               </w:rPr>
               <w:t>Функциональное</w:t>
             </w:r>
@@ -490,9 +743,16 @@
             <w:tcW w:type="dxa" w:w="1728"/>
           </w:tcPr>
           <w:p>
+            <w:pPr>
+              <w:spacing w:line="360" w:lineRule="auto" w:before="0" w:after="0"/>
+              <w:ind w:firstLine="0"/>
+              <w:jc w:val="both"/>
+            </w:pPr>
             <w:r>
               <w:rPr>
-                <w:sz w:val="18"/>
+                <w:rFonts w:ascii="Times New Roman" w:hAnsi="Times New Roman" w:eastAsia="Times New Roman" w:cs="Times New Roman"/>
+                <w:b w:val="0"/>
+                <w:sz w:val="22"/>
               </w:rPr>
               <w:t>Система хранит журнал изменений</w:t>
             </w:r>
@@ -503,9 +763,16 @@
             <w:tcW w:type="dxa" w:w="1728"/>
           </w:tcPr>
           <w:p>
+            <w:pPr>
+              <w:spacing w:line="360" w:lineRule="auto" w:before="0" w:after="0"/>
+              <w:ind w:firstLine="0"/>
+              <w:jc w:val="both"/>
+            </w:pPr>
             <w:r>
               <w:rPr>
-                <w:sz w:val="18"/>
+                <w:rFonts w:ascii="Times New Roman" w:hAnsi="Times New Roman" w:eastAsia="Times New Roman" w:cs="Times New Roman"/>
+                <w:b w:val="0"/>
+                <w:sz w:val="22"/>
               </w:rPr>
               <w:t>средний</w:t>
             </w:r>
@@ -516,9 +783,16 @@
             <w:tcW w:type="dxa" w:w="1728"/>
           </w:tcPr>
           <w:p>
+            <w:pPr>
+              <w:spacing w:line="360" w:lineRule="auto" w:before="0" w:after="0"/>
+              <w:ind w:firstLine="0"/>
+              <w:jc w:val="both"/>
+            </w:pPr>
             <w:r>
               <w:rPr>
-                <w:sz w:val="18"/>
+                <w:rFonts w:ascii="Times New Roman" w:hAnsi="Times New Roman" w:eastAsia="Times New Roman" w:cs="Times New Roman"/>
+                <w:b w:val="0"/>
+                <w:sz w:val="22"/>
               </w:rPr>
             </w:r>
           </w:p>
@@ -530,9 +804,16 @@
             <w:tcW w:type="dxa" w:w="1728"/>
           </w:tcPr>
           <w:p>
+            <w:pPr>
+              <w:spacing w:line="360" w:lineRule="auto" w:before="0" w:after="0"/>
+              <w:ind w:firstLine="0"/>
+              <w:jc w:val="both"/>
+            </w:pPr>
             <w:r>
               <w:rPr>
-                <w:sz w:val="18"/>
+                <w:rFonts w:ascii="Times New Roman" w:hAnsi="Times New Roman" w:eastAsia="Times New Roman" w:cs="Times New Roman"/>
+                <w:b w:val="0"/>
+                <w:sz w:val="22"/>
               </w:rPr>
               <w:t>НФТ-1</w:t>
             </w:r>
@@ -543,9 +824,16 @@
             <w:tcW w:type="dxa" w:w="1728"/>
           </w:tcPr>
           <w:p>
+            <w:pPr>
+              <w:spacing w:line="360" w:lineRule="auto" w:before="0" w:after="0"/>
+              <w:ind w:firstLine="0"/>
+              <w:jc w:val="both"/>
+            </w:pPr>
             <w:r>
               <w:rPr>
-                <w:sz w:val="18"/>
+                <w:rFonts w:ascii="Times New Roman" w:hAnsi="Times New Roman" w:eastAsia="Times New Roman" w:cs="Times New Roman"/>
+                <w:b w:val="0"/>
+                <w:sz w:val="22"/>
               </w:rPr>
               <w:t>Нефункциональное</w:t>
             </w:r>
@@ -556,9 +844,16 @@
             <w:tcW w:type="dxa" w:w="1728"/>
           </w:tcPr>
           <w:p>
+            <w:pPr>
+              <w:spacing w:line="360" w:lineRule="auto" w:before="0" w:after="0"/>
+              <w:ind w:firstLine="0"/>
+              <w:jc w:val="both"/>
+            </w:pPr>
             <w:r>
               <w:rPr>
-                <w:sz w:val="18"/>
+                <w:rFonts w:ascii="Times New Roman" w:hAnsi="Times New Roman" w:eastAsia="Times New Roman" w:cs="Times New Roman"/>
+                <w:b w:val="0"/>
+                <w:sz w:val="22"/>
               </w:rPr>
               <w:t>Ответ на создание заявки не дольше 2 секунд</w:t>
             </w:r>
@@ -569,9 +864,16 @@
             <w:tcW w:type="dxa" w:w="1728"/>
           </w:tcPr>
           <w:p>
+            <w:pPr>
+              <w:spacing w:line="360" w:lineRule="auto" w:before="0" w:after="0"/>
+              <w:ind w:firstLine="0"/>
+              <w:jc w:val="both"/>
+            </w:pPr>
             <w:r>
               <w:rPr>
-                <w:sz w:val="18"/>
+                <w:rFonts w:ascii="Times New Roman" w:hAnsi="Times New Roman" w:eastAsia="Times New Roman" w:cs="Times New Roman"/>
+                <w:b w:val="0"/>
+                <w:sz w:val="22"/>
               </w:rPr>
               <w:t>средний</w:t>
             </w:r>
@@ -582,9 +884,16 @@
             <w:tcW w:type="dxa" w:w="1728"/>
           </w:tcPr>
           <w:p>
+            <w:pPr>
+              <w:spacing w:line="360" w:lineRule="auto" w:before="0" w:after="0"/>
+              <w:ind w:firstLine="0"/>
+              <w:jc w:val="both"/>
+            </w:pPr>
             <w:r>
               <w:rPr>
-                <w:sz w:val="18"/>
+                <w:rFonts w:ascii="Times New Roman" w:hAnsi="Times New Roman" w:eastAsia="Times New Roman" w:cs="Times New Roman"/>
+                <w:b w:val="0"/>
+                <w:sz w:val="22"/>
               </w:rPr>
             </w:r>
           </w:p>
@@ -596,9 +905,16 @@
             <w:tcW w:type="dxa" w:w="1728"/>
           </w:tcPr>
           <w:p>
+            <w:pPr>
+              <w:spacing w:line="360" w:lineRule="auto" w:before="0" w:after="0"/>
+              <w:ind w:firstLine="0"/>
+              <w:jc w:val="both"/>
+            </w:pPr>
             <w:r>
               <w:rPr>
-                <w:sz w:val="18"/>
+                <w:rFonts w:ascii="Times New Roman" w:hAnsi="Times New Roman" w:eastAsia="Times New Roman" w:cs="Times New Roman"/>
+                <w:b w:val="0"/>
+                <w:sz w:val="22"/>
               </w:rPr>
               <w:t>НФТ-2</w:t>
             </w:r>
@@ -609,9 +925,16 @@
             <w:tcW w:type="dxa" w:w="1728"/>
           </w:tcPr>
           <w:p>
+            <w:pPr>
+              <w:spacing w:line="360" w:lineRule="auto" w:before="0" w:after="0"/>
+              <w:ind w:firstLine="0"/>
+              <w:jc w:val="both"/>
+            </w:pPr>
             <w:r>
               <w:rPr>
-                <w:sz w:val="18"/>
+                <w:rFonts w:ascii="Times New Roman" w:hAnsi="Times New Roman" w:eastAsia="Times New Roman" w:cs="Times New Roman"/>
+                <w:b w:val="0"/>
+                <w:sz w:val="22"/>
               </w:rPr>
               <w:t>Нефункциональное</w:t>
             </w:r>
@@ -622,9 +945,16 @@
             <w:tcW w:type="dxa" w:w="1728"/>
           </w:tcPr>
           <w:p>
+            <w:pPr>
+              <w:spacing w:line="360" w:lineRule="auto" w:before="0" w:after="0"/>
+              <w:ind w:firstLine="0"/>
+              <w:jc w:val="both"/>
+            </w:pPr>
             <w:r>
               <w:rPr>
-                <w:sz w:val="18"/>
+                <w:rFonts w:ascii="Times New Roman" w:hAnsi="Times New Roman" w:eastAsia="Times New Roman" w:cs="Times New Roman"/>
+                <w:b w:val="0"/>
+                <w:sz w:val="22"/>
               </w:rPr>
               <w:t>Пароль и персональные данные не попадают в журнал</w:t>
             </w:r>
@@ -635,9 +965,16 @@
             <w:tcW w:type="dxa" w:w="1728"/>
           </w:tcPr>
           <w:p>
+            <w:pPr>
+              <w:spacing w:line="360" w:lineRule="auto" w:before="0" w:after="0"/>
+              <w:ind w:firstLine="0"/>
+              <w:jc w:val="both"/>
+            </w:pPr>
             <w:r>
               <w:rPr>
-                <w:sz w:val="18"/>
+                <w:rFonts w:ascii="Times New Roman" w:hAnsi="Times New Roman" w:eastAsia="Times New Roman" w:cs="Times New Roman"/>
+                <w:b w:val="0"/>
+                <w:sz w:val="22"/>
               </w:rPr>
               <w:t>высокий</w:t>
             </w:r>
@@ -648,9 +985,16 @@
             <w:tcW w:type="dxa" w:w="1728"/>
           </w:tcPr>
           <w:p>
+            <w:pPr>
+              <w:spacing w:line="360" w:lineRule="auto" w:before="0" w:after="0"/>
+              <w:ind w:firstLine="0"/>
+              <w:jc w:val="both"/>
+            </w:pPr>
             <w:r>
               <w:rPr>
-                <w:sz w:val="18"/>
+                <w:rFonts w:ascii="Times New Roman" w:hAnsi="Times New Roman" w:eastAsia="Times New Roman" w:cs="Times New Roman"/>
+                <w:b w:val="0"/>
+                <w:sz w:val="22"/>
               </w:rPr>
             </w:r>
           </w:p>
@@ -662,9 +1006,16 @@
             <w:tcW w:type="dxa" w:w="1728"/>
           </w:tcPr>
           <w:p>
+            <w:pPr>
+              <w:spacing w:line="360" w:lineRule="auto" w:before="0" w:after="0"/>
+              <w:ind w:firstLine="0"/>
+              <w:jc w:val="both"/>
+            </w:pPr>
             <w:r>
               <w:rPr>
-                <w:sz w:val="18"/>
+                <w:rFonts w:ascii="Times New Roman" w:hAnsi="Times New Roman" w:eastAsia="Times New Roman" w:cs="Times New Roman"/>
+                <w:b w:val="0"/>
+                <w:sz w:val="22"/>
               </w:rPr>
               <w:t>НФТ-3</w:t>
             </w:r>
@@ -675,9 +1026,16 @@
             <w:tcW w:type="dxa" w:w="1728"/>
           </w:tcPr>
           <w:p>
+            <w:pPr>
+              <w:spacing w:line="360" w:lineRule="auto" w:before="0" w:after="0"/>
+              <w:ind w:firstLine="0"/>
+              <w:jc w:val="both"/>
+            </w:pPr>
             <w:r>
               <w:rPr>
-                <w:sz w:val="18"/>
+                <w:rFonts w:ascii="Times New Roman" w:hAnsi="Times New Roman" w:eastAsia="Times New Roman" w:cs="Times New Roman"/>
+                <w:b w:val="0"/>
+                <w:sz w:val="22"/>
               </w:rPr>
               <w:t>Нефункциональное</w:t>
             </w:r>
@@ -688,9 +1046,16 @@
             <w:tcW w:type="dxa" w:w="1728"/>
           </w:tcPr>
           <w:p>
+            <w:pPr>
+              <w:spacing w:line="360" w:lineRule="auto" w:before="0" w:after="0"/>
+              <w:ind w:firstLine="0"/>
+              <w:jc w:val="both"/>
+            </w:pPr>
             <w:r>
               <w:rPr>
-                <w:sz w:val="18"/>
+                <w:rFonts w:ascii="Times New Roman" w:hAnsi="Times New Roman" w:eastAsia="Times New Roman" w:cs="Times New Roman"/>
+                <w:b w:val="0"/>
+                <w:sz w:val="22"/>
               </w:rPr>
               <w:t>Форма работает с клавиатуры</w:t>
             </w:r>
@@ -701,9 +1066,16 @@
             <w:tcW w:type="dxa" w:w="1728"/>
           </w:tcPr>
           <w:p>
+            <w:pPr>
+              <w:spacing w:line="360" w:lineRule="auto" w:before="0" w:after="0"/>
+              <w:ind w:firstLine="0"/>
+              <w:jc w:val="both"/>
+            </w:pPr>
             <w:r>
               <w:rPr>
-                <w:sz w:val="18"/>
+                <w:rFonts w:ascii="Times New Roman" w:hAnsi="Times New Roman" w:eastAsia="Times New Roman" w:cs="Times New Roman"/>
+                <w:b w:val="0"/>
+                <w:sz w:val="22"/>
               </w:rPr>
               <w:t>средний</w:t>
             </w:r>
@@ -714,9 +1086,16 @@
             <w:tcW w:type="dxa" w:w="1728"/>
           </w:tcPr>
           <w:p>
+            <w:pPr>
+              <w:spacing w:line="360" w:lineRule="auto" w:before="0" w:after="0"/>
+              <w:ind w:firstLine="0"/>
+              <w:jc w:val="both"/>
+            </w:pPr>
             <w:r>
               <w:rPr>
-                <w:sz w:val="18"/>
+                <w:rFonts w:ascii="Times New Roman" w:hAnsi="Times New Roman" w:eastAsia="Times New Roman" w:cs="Times New Roman"/>
+                <w:b w:val="0"/>
+                <w:sz w:val="22"/>
               </w:rPr>
             </w:r>
           </w:p>
@@ -728,9 +1107,16 @@
             <w:tcW w:type="dxa" w:w="1728"/>
           </w:tcPr>
           <w:p>
+            <w:pPr>
+              <w:spacing w:line="360" w:lineRule="auto" w:before="0" w:after="0"/>
+              <w:ind w:firstLine="0"/>
+              <w:jc w:val="both"/>
+            </w:pPr>
             <w:r>
               <w:rPr>
-                <w:sz w:val="18"/>
+                <w:rFonts w:ascii="Times New Roman" w:hAnsi="Times New Roman" w:eastAsia="Times New Roman" w:cs="Times New Roman"/>
+                <w:b w:val="0"/>
+                <w:sz w:val="22"/>
               </w:rPr>
               <w:t>НФТ-4</w:t>
             </w:r>
@@ -741,9 +1127,16 @@
             <w:tcW w:type="dxa" w:w="1728"/>
           </w:tcPr>
           <w:p>
+            <w:pPr>
+              <w:spacing w:line="360" w:lineRule="auto" w:before="0" w:after="0"/>
+              <w:ind w:firstLine="0"/>
+              <w:jc w:val="both"/>
+            </w:pPr>
             <w:r>
               <w:rPr>
-                <w:sz w:val="18"/>
+                <w:rFonts w:ascii="Times New Roman" w:hAnsi="Times New Roman" w:eastAsia="Times New Roman" w:cs="Times New Roman"/>
+                <w:b w:val="0"/>
+                <w:sz w:val="22"/>
               </w:rPr>
               <w:t>Нефункциональное</w:t>
             </w:r>
@@ -754,9 +1147,16 @@
             <w:tcW w:type="dxa" w:w="1728"/>
           </w:tcPr>
           <w:p>
+            <w:pPr>
+              <w:spacing w:line="360" w:lineRule="auto" w:before="0" w:after="0"/>
+              <w:ind w:firstLine="0"/>
+              <w:jc w:val="both"/>
+            </w:pPr>
             <w:r>
               <w:rPr>
-                <w:sz w:val="18"/>
+                <w:rFonts w:ascii="Times New Roman" w:hAnsi="Times New Roman" w:eastAsia="Times New Roman" w:cs="Times New Roman"/>
+                <w:b w:val="0"/>
+                <w:sz w:val="22"/>
               </w:rPr>
               <w:t>Одновременно работают 30 сотрудников</w:t>
             </w:r>
@@ -767,9 +1167,16 @@
             <w:tcW w:type="dxa" w:w="1728"/>
           </w:tcPr>
           <w:p>
+            <w:pPr>
+              <w:spacing w:line="360" w:lineRule="auto" w:before="0" w:after="0"/>
+              <w:ind w:firstLine="0"/>
+              <w:jc w:val="both"/>
+            </w:pPr>
             <w:r>
               <w:rPr>
-                <w:sz w:val="18"/>
+                <w:rFonts w:ascii="Times New Roman" w:hAnsi="Times New Roman" w:eastAsia="Times New Roman" w:cs="Times New Roman"/>
+                <w:b w:val="0"/>
+                <w:sz w:val="22"/>
               </w:rPr>
               <w:t>средний</w:t>
             </w:r>
@@ -780,9 +1187,16 @@
             <w:tcW w:type="dxa" w:w="1728"/>
           </w:tcPr>
           <w:p>
+            <w:pPr>
+              <w:spacing w:line="360" w:lineRule="auto" w:before="0" w:after="0"/>
+              <w:ind w:firstLine="0"/>
+              <w:jc w:val="both"/>
+            </w:pPr>
             <w:r>
               <w:rPr>
-                <w:sz w:val="18"/>
+                <w:rFonts w:ascii="Times New Roman" w:hAnsi="Times New Roman" w:eastAsia="Times New Roman" w:cs="Times New Roman"/>
+                <w:b w:val="0"/>
+                <w:sz w:val="22"/>
               </w:rPr>
             </w:r>
           </w:p>
@@ -794,9 +1208,16 @@
             <w:tcW w:type="dxa" w:w="1728"/>
           </w:tcPr>
           <w:p>
+            <w:pPr>
+              <w:spacing w:line="360" w:lineRule="auto" w:before="0" w:after="0"/>
+              <w:ind w:firstLine="0"/>
+              <w:jc w:val="both"/>
+            </w:pPr>
             <w:r>
               <w:rPr>
-                <w:sz w:val="18"/>
+                <w:rFonts w:ascii="Times New Roman" w:hAnsi="Times New Roman" w:eastAsia="Times New Roman" w:cs="Times New Roman"/>
+                <w:b w:val="0"/>
+                <w:sz w:val="22"/>
               </w:rPr>
               <w:t>НФТ-5</w:t>
             </w:r>
@@ -807,9 +1228,16 @@
             <w:tcW w:type="dxa" w:w="1728"/>
           </w:tcPr>
           <w:p>
+            <w:pPr>
+              <w:spacing w:line="360" w:lineRule="auto" w:before="0" w:after="0"/>
+              <w:ind w:firstLine="0"/>
+              <w:jc w:val="both"/>
+            </w:pPr>
             <w:r>
               <w:rPr>
-                <w:sz w:val="18"/>
+                <w:rFonts w:ascii="Times New Roman" w:hAnsi="Times New Roman" w:eastAsia="Times New Roman" w:cs="Times New Roman"/>
+                <w:b w:val="0"/>
+                <w:sz w:val="22"/>
               </w:rPr>
               <w:t>Нефункциональное</w:t>
             </w:r>
@@ -820,9 +1248,16 @@
             <w:tcW w:type="dxa" w:w="1728"/>
           </w:tcPr>
           <w:p>
+            <w:pPr>
+              <w:spacing w:line="360" w:lineRule="auto" w:before="0" w:after="0"/>
+              <w:ind w:firstLine="0"/>
+              <w:jc w:val="both"/>
+            </w:pPr>
             <w:r>
               <w:rPr>
-                <w:sz w:val="18"/>
+                <w:rFonts w:ascii="Times New Roman" w:hAnsi="Times New Roman" w:eastAsia="Times New Roman" w:cs="Times New Roman"/>
+                <w:b w:val="0"/>
+                <w:sz w:val="22"/>
               </w:rPr>
               <w:t>Данные сохраняются при перезапуске</w:t>
             </w:r>
@@ -833,9 +1268,16 @@
             <w:tcW w:type="dxa" w:w="1728"/>
           </w:tcPr>
           <w:p>
+            <w:pPr>
+              <w:spacing w:line="360" w:lineRule="auto" w:before="0" w:after="0"/>
+              <w:ind w:firstLine="0"/>
+              <w:jc w:val="both"/>
+            </w:pPr>
             <w:r>
               <w:rPr>
-                <w:sz w:val="18"/>
+                <w:rFonts w:ascii="Times New Roman" w:hAnsi="Times New Roman" w:eastAsia="Times New Roman" w:cs="Times New Roman"/>
+                <w:b w:val="0"/>
+                <w:sz w:val="22"/>
               </w:rPr>
               <w:t>высокий</w:t>
             </w:r>
@@ -846,9 +1288,16 @@
             <w:tcW w:type="dxa" w:w="1728"/>
           </w:tcPr>
           <w:p>
+            <w:pPr>
+              <w:spacing w:line="360" w:lineRule="auto" w:before="0" w:after="0"/>
+              <w:ind w:firstLine="0"/>
+              <w:jc w:val="both"/>
+            </w:pPr>
             <w:r>
               <w:rPr>
-                <w:sz w:val="18"/>
+                <w:rFonts w:ascii="Times New Roman" w:hAnsi="Times New Roman" w:eastAsia="Times New Roman" w:cs="Times New Roman"/>
+                <w:b w:val="0"/>
+                <w:sz w:val="22"/>
               </w:rPr>
             </w:r>
           </w:p>
@@ -857,10 +1306,16 @@
     </w:tbl>
     <w:p/>
     <w:p>
+      <w:pPr>
+        <w:spacing w:line="360" w:lineRule="auto" w:before="0" w:after="0"/>
+        <w:ind w:firstLine="709"/>
+        <w:jc w:val="both"/>
+      </w:pPr>
       <w:r>
         <w:rPr>
+          <w:rFonts w:ascii="Times New Roman" w:hAnsi="Times New Roman" w:eastAsia="Times New Roman" w:cs="Times New Roman"/>
           <w:b/>
-          <w:sz w:val="24"/>
+          <w:sz w:val="28"/>
         </w:rPr>
         <w:t>Сценарии использования</w:t>
       </w:r>
@@ -869,6 +1324,7 @@
       <w:tblPr>
         <w:tblStyle w:val="TableGrid"/>
         <w:tblW w:type="auto" w:w="0"/>
+        <w:tblLayout w:type="autofit"/>
         <w:tblLook w:firstColumn="1" w:firstRow="1" w:lastColumn="0" w:lastRow="0" w:noHBand="0" w:noVBand="1" w:val="04A0"/>
       </w:tblPr>
       <w:tblGrid>
@@ -883,9 +1339,16 @@
             <w:tcW w:type="dxa" w:w="2160"/>
           </w:tcPr>
           <w:p>
+            <w:pPr>
+              <w:spacing w:line="360" w:lineRule="auto" w:before="0" w:after="0"/>
+              <w:ind w:firstLine="0"/>
+              <w:jc w:val="center"/>
+            </w:pPr>
             <w:r>
               <w:rPr>
-                <w:sz w:val="18"/>
+                <w:rFonts w:ascii="Times New Roman" w:hAnsi="Times New Roman" w:eastAsia="Times New Roman" w:cs="Times New Roman"/>
+                <w:b/>
+                <w:sz w:val="22"/>
               </w:rPr>
               <w:t>Актор</w:t>
             </w:r>
@@ -896,9 +1359,16 @@
             <w:tcW w:type="dxa" w:w="2160"/>
           </w:tcPr>
           <w:p>
+            <w:pPr>
+              <w:spacing w:line="360" w:lineRule="auto" w:before="0" w:after="0"/>
+              <w:ind w:firstLine="0"/>
+              <w:jc w:val="center"/>
+            </w:pPr>
             <w:r>
               <w:rPr>
-                <w:sz w:val="18"/>
+                <w:rFonts w:ascii="Times New Roman" w:hAnsi="Times New Roman" w:eastAsia="Times New Roman" w:cs="Times New Roman"/>
+                <w:b/>
+                <w:sz w:val="22"/>
               </w:rPr>
               <w:t>Сценарий</w:t>
             </w:r>
@@ -909,9 +1379,16 @@
             <w:tcW w:type="dxa" w:w="2160"/>
           </w:tcPr>
           <w:p>
+            <w:pPr>
+              <w:spacing w:line="360" w:lineRule="auto" w:before="0" w:after="0"/>
+              <w:ind w:firstLine="0"/>
+              <w:jc w:val="center"/>
+            </w:pPr>
             <w:r>
               <w:rPr>
-                <w:sz w:val="18"/>
+                <w:rFonts w:ascii="Times New Roman" w:hAnsi="Times New Roman" w:eastAsia="Times New Roman" w:cs="Times New Roman"/>
+                <w:b/>
+                <w:sz w:val="22"/>
               </w:rPr>
               <w:t>Результат</w:t>
             </w:r>
@@ -922,9 +1399,16 @@
             <w:tcW w:type="dxa" w:w="2160"/>
           </w:tcPr>
           <w:p>
+            <w:pPr>
+              <w:spacing w:line="360" w:lineRule="auto" w:before="0" w:after="0"/>
+              <w:ind w:firstLine="0"/>
+              <w:jc w:val="center"/>
+            </w:pPr>
             <w:r>
               <w:rPr>
-                <w:sz w:val="18"/>
+                <w:rFonts w:ascii="Times New Roman" w:hAnsi="Times New Roman" w:eastAsia="Times New Roman" w:cs="Times New Roman"/>
+                <w:b/>
+                <w:sz w:val="22"/>
               </w:rPr>
               <w:t>Требования</w:t>
             </w:r>
@@ -937,9 +1421,16 @@
             <w:tcW w:type="dxa" w:w="2160"/>
           </w:tcPr>
           <w:p>
+            <w:pPr>
+              <w:spacing w:line="360" w:lineRule="auto" w:before="0" w:after="0"/>
+              <w:ind w:firstLine="0"/>
+              <w:jc w:val="both"/>
+            </w:pPr>
             <w:r>
               <w:rPr>
-                <w:sz w:val="18"/>
+                <w:rFonts w:ascii="Times New Roman" w:hAnsi="Times New Roman" w:eastAsia="Times New Roman" w:cs="Times New Roman"/>
+                <w:b w:val="0"/>
+                <w:sz w:val="22"/>
               </w:rPr>
               <w:t>Студент</w:t>
             </w:r>
@@ -950,9 +1441,16 @@
             <w:tcW w:type="dxa" w:w="2160"/>
           </w:tcPr>
           <w:p>
+            <w:pPr>
+              <w:spacing w:line="360" w:lineRule="auto" w:before="0" w:after="0"/>
+              <w:ind w:firstLine="0"/>
+              <w:jc w:val="both"/>
+            </w:pPr>
             <w:r>
               <w:rPr>
-                <w:sz w:val="18"/>
+                <w:rFonts w:ascii="Times New Roman" w:hAnsi="Times New Roman" w:eastAsia="Times New Roman" w:cs="Times New Roman"/>
+                <w:b w:val="0"/>
+                <w:sz w:val="22"/>
               </w:rPr>
               <w:t>Создать заявку</w:t>
             </w:r>
@@ -963,9 +1461,16 @@
             <w:tcW w:type="dxa" w:w="2160"/>
           </w:tcPr>
           <w:p>
+            <w:pPr>
+              <w:spacing w:line="360" w:lineRule="auto" w:before="0" w:after="0"/>
+              <w:ind w:firstLine="0"/>
+              <w:jc w:val="both"/>
+            </w:pPr>
             <w:r>
               <w:rPr>
-                <w:sz w:val="18"/>
+                <w:rFonts w:ascii="Times New Roman" w:hAnsi="Times New Roman" w:eastAsia="Times New Roman" w:cs="Times New Roman"/>
+                <w:b w:val="0"/>
+                <w:sz w:val="22"/>
               </w:rPr>
               <w:t>Заявка в статусе «новая»</w:t>
             </w:r>
@@ -976,9 +1481,16 @@
             <w:tcW w:type="dxa" w:w="2160"/>
           </w:tcPr>
           <w:p>
+            <w:pPr>
+              <w:spacing w:line="360" w:lineRule="auto" w:before="0" w:after="0"/>
+              <w:ind w:firstLine="0"/>
+              <w:jc w:val="both"/>
+            </w:pPr>
             <w:r>
               <w:rPr>
-                <w:sz w:val="18"/>
+                <w:rFonts w:ascii="Times New Roman" w:hAnsi="Times New Roman" w:eastAsia="Times New Roman" w:cs="Times New Roman"/>
+                <w:b w:val="0"/>
+                <w:sz w:val="22"/>
               </w:rPr>
               <w:t>ФТ-1</w:t>
             </w:r>
@@ -991,9 +1503,16 @@
             <w:tcW w:type="dxa" w:w="2160"/>
           </w:tcPr>
           <w:p>
+            <w:pPr>
+              <w:spacing w:line="360" w:lineRule="auto" w:before="0" w:after="0"/>
+              <w:ind w:firstLine="0"/>
+              <w:jc w:val="both"/>
+            </w:pPr>
             <w:r>
               <w:rPr>
-                <w:sz w:val="18"/>
+                <w:rFonts w:ascii="Times New Roman" w:hAnsi="Times New Roman" w:eastAsia="Times New Roman" w:cs="Times New Roman"/>
+                <w:b w:val="0"/>
+                <w:sz w:val="22"/>
               </w:rPr>
               <w:t>Студент</w:t>
             </w:r>
@@ -1004,9 +1523,16 @@
             <w:tcW w:type="dxa" w:w="2160"/>
           </w:tcPr>
           <w:p>
+            <w:pPr>
+              <w:spacing w:line="360" w:lineRule="auto" w:before="0" w:after="0"/>
+              <w:ind w:firstLine="0"/>
+              <w:jc w:val="both"/>
+            </w:pPr>
             <w:r>
               <w:rPr>
-                <w:sz w:val="18"/>
+                <w:rFonts w:ascii="Times New Roman" w:hAnsi="Times New Roman" w:eastAsia="Times New Roman" w:cs="Times New Roman"/>
+                <w:b w:val="0"/>
+                <w:sz w:val="22"/>
               </w:rPr>
               <w:t>Посмотреть статус</w:t>
             </w:r>
@@ -1017,9 +1543,16 @@
             <w:tcW w:type="dxa" w:w="2160"/>
           </w:tcPr>
           <w:p>
+            <w:pPr>
+              <w:spacing w:line="360" w:lineRule="auto" w:before="0" w:after="0"/>
+              <w:ind w:firstLine="0"/>
+              <w:jc w:val="both"/>
+            </w:pPr>
             <w:r>
               <w:rPr>
-                <w:sz w:val="18"/>
+                <w:rFonts w:ascii="Times New Roman" w:hAnsi="Times New Roman" w:eastAsia="Times New Roman" w:cs="Times New Roman"/>
+                <w:b w:val="0"/>
+                <w:sz w:val="22"/>
               </w:rPr>
               <w:t>Видна только своя заявка</w:t>
             </w:r>
@@ -1030,9 +1563,16 @@
             <w:tcW w:type="dxa" w:w="2160"/>
           </w:tcPr>
           <w:p>
+            <w:pPr>
+              <w:spacing w:line="360" w:lineRule="auto" w:before="0" w:after="0"/>
+              <w:ind w:firstLine="0"/>
+              <w:jc w:val="both"/>
+            </w:pPr>
             <w:r>
               <w:rPr>
-                <w:sz w:val="18"/>
+                <w:rFonts w:ascii="Times New Roman" w:hAnsi="Times New Roman" w:eastAsia="Times New Roman" w:cs="Times New Roman"/>
+                <w:b w:val="0"/>
+                <w:sz w:val="22"/>
               </w:rPr>
               <w:t>ФТ-4</w:t>
             </w:r>
@@ -1045,9 +1585,16 @@
             <w:tcW w:type="dxa" w:w="2160"/>
           </w:tcPr>
           <w:p>
+            <w:pPr>
+              <w:spacing w:line="360" w:lineRule="auto" w:before="0" w:after="0"/>
+              <w:ind w:firstLine="0"/>
+              <w:jc w:val="both"/>
+            </w:pPr>
             <w:r>
               <w:rPr>
-                <w:sz w:val="18"/>
+                <w:rFonts w:ascii="Times New Roman" w:hAnsi="Times New Roman" w:eastAsia="Times New Roman" w:cs="Times New Roman"/>
+                <w:b w:val="0"/>
+                <w:sz w:val="22"/>
               </w:rPr>
               <w:t>Сотрудник</w:t>
             </w:r>
@@ -1058,9 +1605,16 @@
             <w:tcW w:type="dxa" w:w="2160"/>
           </w:tcPr>
           <w:p>
+            <w:pPr>
+              <w:spacing w:line="360" w:lineRule="auto" w:before="0" w:after="0"/>
+              <w:ind w:firstLine="0"/>
+              <w:jc w:val="both"/>
+            </w:pPr>
             <w:r>
               <w:rPr>
-                <w:sz w:val="18"/>
+                <w:rFonts w:ascii="Times New Roman" w:hAnsi="Times New Roman" w:eastAsia="Times New Roman" w:cs="Times New Roman"/>
+                <w:b w:val="0"/>
+                <w:sz w:val="22"/>
               </w:rPr>
               <w:t>Обработать заявку</w:t>
             </w:r>
@@ -1071,9 +1625,16 @@
             <w:tcW w:type="dxa" w:w="2160"/>
           </w:tcPr>
           <w:p>
+            <w:pPr>
+              <w:spacing w:line="360" w:lineRule="auto" w:before="0" w:after="0"/>
+              <w:ind w:firstLine="0"/>
+              <w:jc w:val="both"/>
+            </w:pPr>
             <w:r>
               <w:rPr>
-                <w:sz w:val="18"/>
+                <w:rFonts w:ascii="Times New Roman" w:hAnsi="Times New Roman" w:eastAsia="Times New Roman" w:cs="Times New Roman"/>
+                <w:b w:val="0"/>
+                <w:sz w:val="22"/>
               </w:rPr>
               <w:t>Статус изменён</w:t>
             </w:r>
@@ -1084,9 +1645,16 @@
             <w:tcW w:type="dxa" w:w="2160"/>
           </w:tcPr>
           <w:p>
+            <w:pPr>
+              <w:spacing w:line="360" w:lineRule="auto" w:before="0" w:after="0"/>
+              <w:ind w:firstLine="0"/>
+              <w:jc w:val="both"/>
+            </w:pPr>
             <w:r>
               <w:rPr>
-                <w:sz w:val="18"/>
+                <w:rFonts w:ascii="Times New Roman" w:hAnsi="Times New Roman" w:eastAsia="Times New Roman" w:cs="Times New Roman"/>
+                <w:b w:val="0"/>
+                <w:sz w:val="22"/>
               </w:rPr>
               <w:t>ФТ-2, ФТ-3</w:t>
             </w:r>
@@ -1099,9 +1667,16 @@
             <w:tcW w:type="dxa" w:w="2160"/>
           </w:tcPr>
           <w:p>
+            <w:pPr>
+              <w:spacing w:line="360" w:lineRule="auto" w:before="0" w:after="0"/>
+              <w:ind w:firstLine="0"/>
+              <w:jc w:val="both"/>
+            </w:pPr>
             <w:r>
               <w:rPr>
-                <w:sz w:val="18"/>
+                <w:rFonts w:ascii="Times New Roman" w:hAnsi="Times New Roman" w:eastAsia="Times New Roman" w:cs="Times New Roman"/>
+                <w:b w:val="0"/>
+                <w:sz w:val="22"/>
               </w:rPr>
               <w:t>Сотрудник</w:t>
             </w:r>
@@ -1112,9 +1687,16 @@
             <w:tcW w:type="dxa" w:w="2160"/>
           </w:tcPr>
           <w:p>
+            <w:pPr>
+              <w:spacing w:line="360" w:lineRule="auto" w:before="0" w:after="0"/>
+              <w:ind w:firstLine="0"/>
+              <w:jc w:val="both"/>
+            </w:pPr>
             <w:r>
               <w:rPr>
-                <w:sz w:val="18"/>
+                <w:rFonts w:ascii="Times New Roman" w:hAnsi="Times New Roman" w:eastAsia="Times New Roman" w:cs="Times New Roman"/>
+                <w:b w:val="0"/>
+                <w:sz w:val="22"/>
               </w:rPr>
               <w:t>Отклонить заявку</w:t>
             </w:r>
@@ -1125,9 +1707,16 @@
             <w:tcW w:type="dxa" w:w="2160"/>
           </w:tcPr>
           <w:p>
+            <w:pPr>
+              <w:spacing w:line="360" w:lineRule="auto" w:before="0" w:after="0"/>
+              <w:ind w:firstLine="0"/>
+              <w:jc w:val="both"/>
+            </w:pPr>
             <w:r>
               <w:rPr>
-                <w:sz w:val="18"/>
+                <w:rFonts w:ascii="Times New Roman" w:hAnsi="Times New Roman" w:eastAsia="Times New Roman" w:cs="Times New Roman"/>
+                <w:b w:val="0"/>
+                <w:sz w:val="22"/>
               </w:rPr>
               <w:t>Указана причина</w:t>
             </w:r>
@@ -1138,9 +1727,16 @@
             <w:tcW w:type="dxa" w:w="2160"/>
           </w:tcPr>
           <w:p>
+            <w:pPr>
+              <w:spacing w:line="360" w:lineRule="auto" w:before="0" w:after="0"/>
+              <w:ind w:firstLine="0"/>
+              <w:jc w:val="both"/>
+            </w:pPr>
             <w:r>
               <w:rPr>
-                <w:sz w:val="18"/>
+                <w:rFonts w:ascii="Times New Roman" w:hAnsi="Times New Roman" w:eastAsia="Times New Roman" w:cs="Times New Roman"/>
+                <w:b w:val="0"/>
+                <w:sz w:val="22"/>
               </w:rPr>
               <w:t>ФТ-3, ФТ-5</w:t>
             </w:r>
@@ -1153,9 +1749,16 @@
             <w:tcW w:type="dxa" w:w="2160"/>
           </w:tcPr>
           <w:p>
+            <w:pPr>
+              <w:spacing w:line="360" w:lineRule="auto" w:before="0" w:after="0"/>
+              <w:ind w:firstLine="0"/>
+              <w:jc w:val="both"/>
+            </w:pPr>
             <w:r>
               <w:rPr>
-                <w:sz w:val="18"/>
+                <w:rFonts w:ascii="Times New Roman" w:hAnsi="Times New Roman" w:eastAsia="Times New Roman" w:cs="Times New Roman"/>
+                <w:b w:val="0"/>
+                <w:sz w:val="22"/>
               </w:rPr>
               <w:t>Администратор</w:t>
             </w:r>
@@ -1166,9 +1769,16 @@
             <w:tcW w:type="dxa" w:w="2160"/>
           </w:tcPr>
           <w:p>
+            <w:pPr>
+              <w:spacing w:line="360" w:lineRule="auto" w:before="0" w:after="0"/>
+              <w:ind w:firstLine="0"/>
+              <w:jc w:val="both"/>
+            </w:pPr>
             <w:r>
               <w:rPr>
-                <w:sz w:val="18"/>
+                <w:rFonts w:ascii="Times New Roman" w:hAnsi="Times New Roman" w:eastAsia="Times New Roman" w:cs="Times New Roman"/>
+                <w:b w:val="0"/>
+                <w:sz w:val="22"/>
               </w:rPr>
               <w:t>Посмотреть журнал</w:t>
             </w:r>
@@ -1179,9 +1789,16 @@
             <w:tcW w:type="dxa" w:w="2160"/>
           </w:tcPr>
           <w:p>
+            <w:pPr>
+              <w:spacing w:line="360" w:lineRule="auto" w:before="0" w:after="0"/>
+              <w:ind w:firstLine="0"/>
+              <w:jc w:val="both"/>
+            </w:pPr>
             <w:r>
               <w:rPr>
-                <w:sz w:val="18"/>
+                <w:rFonts w:ascii="Times New Roman" w:hAnsi="Times New Roman" w:eastAsia="Times New Roman" w:cs="Times New Roman"/>
+                <w:b w:val="0"/>
+                <w:sz w:val="22"/>
               </w:rPr>
               <w:t>История изменений</w:t>
             </w:r>
@@ -1192,9 +1809,16 @@
             <w:tcW w:type="dxa" w:w="2160"/>
           </w:tcPr>
           <w:p>
+            <w:pPr>
+              <w:spacing w:line="360" w:lineRule="auto" w:before="0" w:after="0"/>
+              <w:ind w:firstLine="0"/>
+              <w:jc w:val="both"/>
+            </w:pPr>
             <w:r>
               <w:rPr>
-                <w:sz w:val="18"/>
+                <w:rFonts w:ascii="Times New Roman" w:hAnsi="Times New Roman" w:eastAsia="Times New Roman" w:cs="Times New Roman"/>
+                <w:b w:val="0"/>
+                <w:sz w:val="22"/>
               </w:rPr>
               <w:t>ФТ-5, НФТ-2</w:t>
             </w:r>
@@ -1204,72 +1828,108 @@
     </w:tbl>
     <w:p/>
     <w:p>
+      <w:pPr>
+        <w:spacing w:line="360" w:lineRule="auto" w:before="0" w:after="0"/>
+        <w:ind w:firstLine="709"/>
+        <w:jc w:val="both"/>
+      </w:pPr>
       <w:r>
         <w:rPr>
+          <w:rFonts w:ascii="Times New Roman" w:hAnsi="Times New Roman" w:eastAsia="Times New Roman" w:cs="Times New Roman"/>
           <w:b/>
-          <w:sz w:val="24"/>
+          <w:sz w:val="28"/>
         </w:rPr>
         <w:t>Контекстная диаграмма</w:t>
       </w:r>
     </w:p>
     <w:p>
+      <w:pPr>
+        <w:spacing w:line="360" w:lineRule="auto" w:before="0" w:after="0"/>
+        <w:ind w:firstLine="709"/>
+        <w:jc w:val="both"/>
+      </w:pPr>
       <w:r>
         <w:rPr>
+          <w:rFonts w:ascii="Times New Roman" w:hAnsi="Times New Roman" w:eastAsia="Times New Roman" w:cs="Times New Roman"/>
           <w:b w:val="0"/>
-          <w:sz w:val="24"/>
+          <w:sz w:val="28"/>
         </w:rPr>
         <w:t>Покажите один процесс «Обработать заявку на справку», внешних участников, входы, выходы, управление и механизмы.</w:t>
       </w:r>
     </w:p>
     <w:p>
       <w:pPr>
+        <w:spacing w:line="360" w:lineRule="auto" w:before="0" w:after="0"/>
+        <w:ind w:firstLine="0"/>
         <w:jc w:val="center"/>
       </w:pPr>
       <w:r>
         <w:rPr>
+          <w:rFonts w:ascii="Times New Roman" w:hAnsi="Times New Roman" w:eastAsia="Times New Roman" w:cs="Times New Roman"/>
           <w:i/>
-          <w:sz w:val="22"/>
+          <w:sz w:val="28"/>
         </w:rPr>
         <w:t>[ Место для контекстной диаграммы: студент, сотрудник, администратор, процесс ]</w:t>
       </w:r>
     </w:p>
     <w:p/>
     <w:p>
+      <w:pPr>
+        <w:spacing w:line="360" w:lineRule="auto" w:before="0" w:after="0"/>
+        <w:ind w:firstLine="709"/>
+        <w:jc w:val="both"/>
+      </w:pPr>
       <w:r>
         <w:rPr>
+          <w:rFonts w:ascii="Times New Roman" w:hAnsi="Times New Roman" w:eastAsia="Times New Roman" w:cs="Times New Roman"/>
           <w:b/>
-          <w:sz w:val="24"/>
+          <w:sz w:val="28"/>
         </w:rPr>
         <w:t>Декомпозиция</w:t>
       </w:r>
     </w:p>
     <w:p>
+      <w:pPr>
+        <w:spacing w:line="360" w:lineRule="auto" w:before="0" w:after="0"/>
+        <w:ind w:firstLine="709"/>
+        <w:jc w:val="both"/>
+      </w:pPr>
       <w:r>
         <w:rPr>
+          <w:rFonts w:ascii="Times New Roman" w:hAnsi="Times New Roman" w:eastAsia="Times New Roman" w:cs="Times New Roman"/>
           <w:b w:val="0"/>
-          <w:sz w:val="24"/>
+          <w:sz w:val="28"/>
         </w:rPr>
         <w:t>Раскройте процесс на 4 подпроцесса и подпишите потоки между ними.</w:t>
       </w:r>
     </w:p>
     <w:p>
       <w:pPr>
+        <w:spacing w:line="360" w:lineRule="auto" w:before="0" w:after="0"/>
+        <w:ind w:firstLine="0"/>
         <w:jc w:val="center"/>
       </w:pPr>
       <w:r>
         <w:rPr>
+          <w:rFonts w:ascii="Times New Roman" w:hAnsi="Times New Roman" w:eastAsia="Times New Roman" w:cs="Times New Roman"/>
           <w:i/>
-          <w:sz w:val="22"/>
+          <w:sz w:val="28"/>
         </w:rPr>
         <w:t>[ Место для декомпозиции: проверить, согласовать, подготовить, уведомить ]</w:t>
       </w:r>
     </w:p>
     <w:p/>
     <w:p>
+      <w:pPr>
+        <w:spacing w:line="360" w:lineRule="auto" w:before="0" w:after="0"/>
+        <w:ind w:firstLine="709"/>
+        <w:jc w:val="both"/>
+      </w:pPr>
       <w:r>
         <w:rPr>
+          <w:rFonts w:ascii="Times New Roman" w:hAnsi="Times New Roman" w:eastAsia="Times New Roman" w:cs="Times New Roman"/>
           <w:b/>
-          <w:sz w:val="24"/>
+          <w:sz w:val="28"/>
         </w:rPr>
         <w:t>Матрица прослеживаемости</w:t>
       </w:r>
@@ -1278,6 +1938,7 @@
       <w:tblPr>
         <w:tblStyle w:val="TableGrid"/>
         <w:tblW w:type="auto" w:w="0"/>
+        <w:tblLayout w:type="autofit"/>
         <w:tblLook w:firstColumn="1" w:firstRow="1" w:lastColumn="0" w:lastRow="0" w:noHBand="0" w:noVBand="1" w:val="04A0"/>
       </w:tblPr>
       <w:tblGrid>
@@ -1292,9 +1953,16 @@
             <w:tcW w:type="dxa" w:w="2160"/>
           </w:tcPr>
           <w:p>
+            <w:pPr>
+              <w:spacing w:line="360" w:lineRule="auto" w:before="0" w:after="0"/>
+              <w:ind w:firstLine="0"/>
+              <w:jc w:val="center"/>
+            </w:pPr>
             <w:r>
               <w:rPr>
-                <w:sz w:val="18"/>
+                <w:rFonts w:ascii="Times New Roman" w:hAnsi="Times New Roman" w:eastAsia="Times New Roman" w:cs="Times New Roman"/>
+                <w:b/>
+                <w:sz w:val="22"/>
               </w:rPr>
               <w:t>Требование</w:t>
             </w:r>
@@ -1305,9 +1973,16 @@
             <w:tcW w:type="dxa" w:w="2160"/>
           </w:tcPr>
           <w:p>
+            <w:pPr>
+              <w:spacing w:line="360" w:lineRule="auto" w:before="0" w:after="0"/>
+              <w:ind w:firstLine="0"/>
+              <w:jc w:val="center"/>
+            </w:pPr>
             <w:r>
               <w:rPr>
-                <w:sz w:val="18"/>
+                <w:rFonts w:ascii="Times New Roman" w:hAnsi="Times New Roman" w:eastAsia="Times New Roman" w:cs="Times New Roman"/>
+                <w:b/>
+                <w:sz w:val="22"/>
               </w:rPr>
               <w:t>Элемент модели</w:t>
             </w:r>
@@ -1318,9 +1993,16 @@
             <w:tcW w:type="dxa" w:w="2160"/>
           </w:tcPr>
           <w:p>
+            <w:pPr>
+              <w:spacing w:line="360" w:lineRule="auto" w:before="0" w:after="0"/>
+              <w:ind w:firstLine="0"/>
+              <w:jc w:val="center"/>
+            </w:pPr>
             <w:r>
               <w:rPr>
-                <w:sz w:val="18"/>
+                <w:rFonts w:ascii="Times New Roman" w:hAnsi="Times New Roman" w:eastAsia="Times New Roman" w:cs="Times New Roman"/>
+                <w:b/>
+                <w:sz w:val="22"/>
               </w:rPr>
               <w:t>Проверка</w:t>
             </w:r>
@@ -1331,9 +2013,16 @@
             <w:tcW w:type="dxa" w:w="2160"/>
           </w:tcPr>
           <w:p>
+            <w:pPr>
+              <w:spacing w:line="360" w:lineRule="auto" w:before="0" w:after="0"/>
+              <w:ind w:firstLine="0"/>
+              <w:jc w:val="center"/>
+            </w:pPr>
             <w:r>
               <w:rPr>
-                <w:sz w:val="18"/>
+                <w:rFonts w:ascii="Times New Roman" w:hAnsi="Times New Roman" w:eastAsia="Times New Roman" w:cs="Times New Roman"/>
+                <w:b/>
+                <w:sz w:val="22"/>
               </w:rPr>
               <w:t>Покрыто</w:t>
             </w:r>
@@ -1346,9 +2035,16 @@
             <w:tcW w:type="dxa" w:w="2160"/>
           </w:tcPr>
           <w:p>
+            <w:pPr>
+              <w:spacing w:line="360" w:lineRule="auto" w:before="0" w:after="0"/>
+              <w:ind w:firstLine="0"/>
+              <w:jc w:val="both"/>
+            </w:pPr>
             <w:r>
               <w:rPr>
-                <w:sz w:val="18"/>
+                <w:rFonts w:ascii="Times New Roman" w:hAnsi="Times New Roman" w:eastAsia="Times New Roman" w:cs="Times New Roman"/>
+                <w:b w:val="0"/>
+                <w:sz w:val="22"/>
               </w:rPr>
               <w:t>ФТ-1</w:t>
             </w:r>
@@ -1359,9 +2055,16 @@
             <w:tcW w:type="dxa" w:w="2160"/>
           </w:tcPr>
           <w:p>
+            <w:pPr>
+              <w:spacing w:line="360" w:lineRule="auto" w:before="0" w:after="0"/>
+              <w:ind w:firstLine="0"/>
+              <w:jc w:val="both"/>
+            </w:pPr>
             <w:r>
               <w:rPr>
-                <w:sz w:val="18"/>
+                <w:rFonts w:ascii="Times New Roman" w:hAnsi="Times New Roman" w:eastAsia="Times New Roman" w:cs="Times New Roman"/>
+                <w:b w:val="0"/>
+                <w:sz w:val="22"/>
               </w:rPr>
             </w:r>
           </w:p>
@@ -1371,9 +2074,16 @@
             <w:tcW w:type="dxa" w:w="2160"/>
           </w:tcPr>
           <w:p>
+            <w:pPr>
+              <w:spacing w:line="360" w:lineRule="auto" w:before="0" w:after="0"/>
+              <w:ind w:firstLine="0"/>
+              <w:jc w:val="both"/>
+            </w:pPr>
             <w:r>
               <w:rPr>
-                <w:sz w:val="18"/>
+                <w:rFonts w:ascii="Times New Roman" w:hAnsi="Times New Roman" w:eastAsia="Times New Roman" w:cs="Times New Roman"/>
+                <w:b w:val="0"/>
+                <w:sz w:val="22"/>
               </w:rPr>
             </w:r>
           </w:p>
@@ -1383,9 +2093,16 @@
             <w:tcW w:type="dxa" w:w="2160"/>
           </w:tcPr>
           <w:p>
+            <w:pPr>
+              <w:spacing w:line="360" w:lineRule="auto" w:before="0" w:after="0"/>
+              <w:ind w:firstLine="0"/>
+              <w:jc w:val="both"/>
+            </w:pPr>
             <w:r>
               <w:rPr>
-                <w:sz w:val="18"/>
+                <w:rFonts w:ascii="Times New Roman" w:hAnsi="Times New Roman" w:eastAsia="Times New Roman" w:cs="Times New Roman"/>
+                <w:b w:val="0"/>
+                <w:sz w:val="22"/>
               </w:rPr>
             </w:r>
           </w:p>
@@ -1397,9 +2114,16 @@
             <w:tcW w:type="dxa" w:w="2160"/>
           </w:tcPr>
           <w:p>
+            <w:pPr>
+              <w:spacing w:line="360" w:lineRule="auto" w:before="0" w:after="0"/>
+              <w:ind w:firstLine="0"/>
+              <w:jc w:val="both"/>
+            </w:pPr>
             <w:r>
               <w:rPr>
-                <w:sz w:val="18"/>
+                <w:rFonts w:ascii="Times New Roman" w:hAnsi="Times New Roman" w:eastAsia="Times New Roman" w:cs="Times New Roman"/>
+                <w:b w:val="0"/>
+                <w:sz w:val="22"/>
               </w:rPr>
               <w:t>ФТ-2</w:t>
             </w:r>
@@ -1410,9 +2134,16 @@
             <w:tcW w:type="dxa" w:w="2160"/>
           </w:tcPr>
           <w:p>
+            <w:pPr>
+              <w:spacing w:line="360" w:lineRule="auto" w:before="0" w:after="0"/>
+              <w:ind w:firstLine="0"/>
+              <w:jc w:val="both"/>
+            </w:pPr>
             <w:r>
               <w:rPr>
-                <w:sz w:val="18"/>
+                <w:rFonts w:ascii="Times New Roman" w:hAnsi="Times New Roman" w:eastAsia="Times New Roman" w:cs="Times New Roman"/>
+                <w:b w:val="0"/>
+                <w:sz w:val="22"/>
               </w:rPr>
             </w:r>
           </w:p>
@@ -1422,9 +2153,16 @@
             <w:tcW w:type="dxa" w:w="2160"/>
           </w:tcPr>
           <w:p>
+            <w:pPr>
+              <w:spacing w:line="360" w:lineRule="auto" w:before="0" w:after="0"/>
+              <w:ind w:firstLine="0"/>
+              <w:jc w:val="both"/>
+            </w:pPr>
             <w:r>
               <w:rPr>
-                <w:sz w:val="18"/>
+                <w:rFonts w:ascii="Times New Roman" w:hAnsi="Times New Roman" w:eastAsia="Times New Roman" w:cs="Times New Roman"/>
+                <w:b w:val="0"/>
+                <w:sz w:val="22"/>
               </w:rPr>
             </w:r>
           </w:p>
@@ -1434,9 +2172,16 @@
             <w:tcW w:type="dxa" w:w="2160"/>
           </w:tcPr>
           <w:p>
+            <w:pPr>
+              <w:spacing w:line="360" w:lineRule="auto" w:before="0" w:after="0"/>
+              <w:ind w:firstLine="0"/>
+              <w:jc w:val="both"/>
+            </w:pPr>
             <w:r>
               <w:rPr>
-                <w:sz w:val="18"/>
+                <w:rFonts w:ascii="Times New Roman" w:hAnsi="Times New Roman" w:eastAsia="Times New Roman" w:cs="Times New Roman"/>
+                <w:b w:val="0"/>
+                <w:sz w:val="22"/>
               </w:rPr>
             </w:r>
           </w:p>
@@ -1448,9 +2193,16 @@
             <w:tcW w:type="dxa" w:w="2160"/>
           </w:tcPr>
           <w:p>
+            <w:pPr>
+              <w:spacing w:line="360" w:lineRule="auto" w:before="0" w:after="0"/>
+              <w:ind w:firstLine="0"/>
+              <w:jc w:val="both"/>
+            </w:pPr>
             <w:r>
               <w:rPr>
-                <w:sz w:val="18"/>
+                <w:rFonts w:ascii="Times New Roman" w:hAnsi="Times New Roman" w:eastAsia="Times New Roman" w:cs="Times New Roman"/>
+                <w:b w:val="0"/>
+                <w:sz w:val="22"/>
               </w:rPr>
               <w:t>ФТ-3</w:t>
             </w:r>
@@ -1461,9 +2213,16 @@
             <w:tcW w:type="dxa" w:w="2160"/>
           </w:tcPr>
           <w:p>
+            <w:pPr>
+              <w:spacing w:line="360" w:lineRule="auto" w:before="0" w:after="0"/>
+              <w:ind w:firstLine="0"/>
+              <w:jc w:val="both"/>
+            </w:pPr>
             <w:r>
               <w:rPr>
-                <w:sz w:val="18"/>
+                <w:rFonts w:ascii="Times New Roman" w:hAnsi="Times New Roman" w:eastAsia="Times New Roman" w:cs="Times New Roman"/>
+                <w:b w:val="0"/>
+                <w:sz w:val="22"/>
               </w:rPr>
             </w:r>
           </w:p>
@@ -1473,9 +2232,16 @@
             <w:tcW w:type="dxa" w:w="2160"/>
           </w:tcPr>
           <w:p>
+            <w:pPr>
+              <w:spacing w:line="360" w:lineRule="auto" w:before="0" w:after="0"/>
+              <w:ind w:firstLine="0"/>
+              <w:jc w:val="both"/>
+            </w:pPr>
             <w:r>
               <w:rPr>
-                <w:sz w:val="18"/>
+                <w:rFonts w:ascii="Times New Roman" w:hAnsi="Times New Roman" w:eastAsia="Times New Roman" w:cs="Times New Roman"/>
+                <w:b w:val="0"/>
+                <w:sz w:val="22"/>
               </w:rPr>
             </w:r>
           </w:p>
@@ -1485,9 +2251,16 @@
             <w:tcW w:type="dxa" w:w="2160"/>
           </w:tcPr>
           <w:p>
+            <w:pPr>
+              <w:spacing w:line="360" w:lineRule="auto" w:before="0" w:after="0"/>
+              <w:ind w:firstLine="0"/>
+              <w:jc w:val="both"/>
+            </w:pPr>
             <w:r>
               <w:rPr>
-                <w:sz w:val="18"/>
+                <w:rFonts w:ascii="Times New Roman" w:hAnsi="Times New Roman" w:eastAsia="Times New Roman" w:cs="Times New Roman"/>
+                <w:b w:val="0"/>
+                <w:sz w:val="22"/>
               </w:rPr>
             </w:r>
           </w:p>
@@ -1499,9 +2272,16 @@
             <w:tcW w:type="dxa" w:w="2160"/>
           </w:tcPr>
           <w:p>
+            <w:pPr>
+              <w:spacing w:line="360" w:lineRule="auto" w:before="0" w:after="0"/>
+              <w:ind w:firstLine="0"/>
+              <w:jc w:val="both"/>
+            </w:pPr>
             <w:r>
               <w:rPr>
-                <w:sz w:val="18"/>
+                <w:rFonts w:ascii="Times New Roman" w:hAnsi="Times New Roman" w:eastAsia="Times New Roman" w:cs="Times New Roman"/>
+                <w:b w:val="0"/>
+                <w:sz w:val="22"/>
               </w:rPr>
               <w:t>ФТ-4</w:t>
             </w:r>
@@ -1512,9 +2292,16 @@
             <w:tcW w:type="dxa" w:w="2160"/>
           </w:tcPr>
           <w:p>
+            <w:pPr>
+              <w:spacing w:line="360" w:lineRule="auto" w:before="0" w:after="0"/>
+              <w:ind w:firstLine="0"/>
+              <w:jc w:val="both"/>
+            </w:pPr>
             <w:r>
               <w:rPr>
-                <w:sz w:val="18"/>
+                <w:rFonts w:ascii="Times New Roman" w:hAnsi="Times New Roman" w:eastAsia="Times New Roman" w:cs="Times New Roman"/>
+                <w:b w:val="0"/>
+                <w:sz w:val="22"/>
               </w:rPr>
             </w:r>
           </w:p>
@@ -1524,9 +2311,16 @@
             <w:tcW w:type="dxa" w:w="2160"/>
           </w:tcPr>
           <w:p>
+            <w:pPr>
+              <w:spacing w:line="360" w:lineRule="auto" w:before="0" w:after="0"/>
+              <w:ind w:firstLine="0"/>
+              <w:jc w:val="both"/>
+            </w:pPr>
             <w:r>
               <w:rPr>
-                <w:sz w:val="18"/>
+                <w:rFonts w:ascii="Times New Roman" w:hAnsi="Times New Roman" w:eastAsia="Times New Roman" w:cs="Times New Roman"/>
+                <w:b w:val="0"/>
+                <w:sz w:val="22"/>
               </w:rPr>
             </w:r>
           </w:p>
@@ -1536,9 +2330,16 @@
             <w:tcW w:type="dxa" w:w="2160"/>
           </w:tcPr>
           <w:p>
+            <w:pPr>
+              <w:spacing w:line="360" w:lineRule="auto" w:before="0" w:after="0"/>
+              <w:ind w:firstLine="0"/>
+              <w:jc w:val="both"/>
+            </w:pPr>
             <w:r>
               <w:rPr>
-                <w:sz w:val="18"/>
+                <w:rFonts w:ascii="Times New Roman" w:hAnsi="Times New Roman" w:eastAsia="Times New Roman" w:cs="Times New Roman"/>
+                <w:b w:val="0"/>
+                <w:sz w:val="22"/>
               </w:rPr>
             </w:r>
           </w:p>
@@ -1550,9 +2351,16 @@
             <w:tcW w:type="dxa" w:w="2160"/>
           </w:tcPr>
           <w:p>
+            <w:pPr>
+              <w:spacing w:line="360" w:lineRule="auto" w:before="0" w:after="0"/>
+              <w:ind w:firstLine="0"/>
+              <w:jc w:val="both"/>
+            </w:pPr>
             <w:r>
               <w:rPr>
-                <w:sz w:val="18"/>
+                <w:rFonts w:ascii="Times New Roman" w:hAnsi="Times New Roman" w:eastAsia="Times New Roman" w:cs="Times New Roman"/>
+                <w:b w:val="0"/>
+                <w:sz w:val="22"/>
               </w:rPr>
               <w:t>ФТ-5</w:t>
             </w:r>
@@ -1563,9 +2371,16 @@
             <w:tcW w:type="dxa" w:w="2160"/>
           </w:tcPr>
           <w:p>
+            <w:pPr>
+              <w:spacing w:line="360" w:lineRule="auto" w:before="0" w:after="0"/>
+              <w:ind w:firstLine="0"/>
+              <w:jc w:val="both"/>
+            </w:pPr>
             <w:r>
               <w:rPr>
-                <w:sz w:val="18"/>
+                <w:rFonts w:ascii="Times New Roman" w:hAnsi="Times New Roman" w:eastAsia="Times New Roman" w:cs="Times New Roman"/>
+                <w:b w:val="0"/>
+                <w:sz w:val="22"/>
               </w:rPr>
             </w:r>
           </w:p>
@@ -1575,9 +2390,16 @@
             <w:tcW w:type="dxa" w:w="2160"/>
           </w:tcPr>
           <w:p>
+            <w:pPr>
+              <w:spacing w:line="360" w:lineRule="auto" w:before="0" w:after="0"/>
+              <w:ind w:firstLine="0"/>
+              <w:jc w:val="both"/>
+            </w:pPr>
             <w:r>
               <w:rPr>
-                <w:sz w:val="18"/>
+                <w:rFonts w:ascii="Times New Roman" w:hAnsi="Times New Roman" w:eastAsia="Times New Roman" w:cs="Times New Roman"/>
+                <w:b w:val="0"/>
+                <w:sz w:val="22"/>
               </w:rPr>
             </w:r>
           </w:p>
@@ -1587,9 +2409,16 @@
             <w:tcW w:type="dxa" w:w="2160"/>
           </w:tcPr>
           <w:p>
+            <w:pPr>
+              <w:spacing w:line="360" w:lineRule="auto" w:before="0" w:after="0"/>
+              <w:ind w:firstLine="0"/>
+              <w:jc w:val="both"/>
+            </w:pPr>
             <w:r>
               <w:rPr>
-                <w:sz w:val="18"/>
+                <w:rFonts w:ascii="Times New Roman" w:hAnsi="Times New Roman" w:eastAsia="Times New Roman" w:cs="Times New Roman"/>
+                <w:b w:val="0"/>
+                <w:sz w:val="22"/>
               </w:rPr>
             </w:r>
           </w:p>
@@ -1601,9 +2430,16 @@
             <w:tcW w:type="dxa" w:w="2160"/>
           </w:tcPr>
           <w:p>
+            <w:pPr>
+              <w:spacing w:line="360" w:lineRule="auto" w:before="0" w:after="0"/>
+              <w:ind w:firstLine="0"/>
+              <w:jc w:val="both"/>
+            </w:pPr>
             <w:r>
               <w:rPr>
-                <w:sz w:val="18"/>
+                <w:rFonts w:ascii="Times New Roman" w:hAnsi="Times New Roman" w:eastAsia="Times New Roman" w:cs="Times New Roman"/>
+                <w:b w:val="0"/>
+                <w:sz w:val="22"/>
               </w:rPr>
               <w:t>НФТ-1</w:t>
             </w:r>
@@ -1614,9 +2450,16 @@
             <w:tcW w:type="dxa" w:w="2160"/>
           </w:tcPr>
           <w:p>
+            <w:pPr>
+              <w:spacing w:line="360" w:lineRule="auto" w:before="0" w:after="0"/>
+              <w:ind w:firstLine="0"/>
+              <w:jc w:val="both"/>
+            </w:pPr>
             <w:r>
               <w:rPr>
-                <w:sz w:val="18"/>
+                <w:rFonts w:ascii="Times New Roman" w:hAnsi="Times New Roman" w:eastAsia="Times New Roman" w:cs="Times New Roman"/>
+                <w:b w:val="0"/>
+                <w:sz w:val="22"/>
               </w:rPr>
             </w:r>
           </w:p>
@@ -1626,9 +2469,16 @@
             <w:tcW w:type="dxa" w:w="2160"/>
           </w:tcPr>
           <w:p>
+            <w:pPr>
+              <w:spacing w:line="360" w:lineRule="auto" w:before="0" w:after="0"/>
+              <w:ind w:firstLine="0"/>
+              <w:jc w:val="both"/>
+            </w:pPr>
             <w:r>
               <w:rPr>
-                <w:sz w:val="18"/>
+                <w:rFonts w:ascii="Times New Roman" w:hAnsi="Times New Roman" w:eastAsia="Times New Roman" w:cs="Times New Roman"/>
+                <w:b w:val="0"/>
+                <w:sz w:val="22"/>
               </w:rPr>
             </w:r>
           </w:p>
@@ -1638,9 +2488,16 @@
             <w:tcW w:type="dxa" w:w="2160"/>
           </w:tcPr>
           <w:p>
+            <w:pPr>
+              <w:spacing w:line="360" w:lineRule="auto" w:before="0" w:after="0"/>
+              <w:ind w:firstLine="0"/>
+              <w:jc w:val="both"/>
+            </w:pPr>
             <w:r>
               <w:rPr>
-                <w:sz w:val="18"/>
+                <w:rFonts w:ascii="Times New Roman" w:hAnsi="Times New Roman" w:eastAsia="Times New Roman" w:cs="Times New Roman"/>
+                <w:b w:val="0"/>
+                <w:sz w:val="22"/>
               </w:rPr>
             </w:r>
           </w:p>
@@ -1652,9 +2509,16 @@
             <w:tcW w:type="dxa" w:w="2160"/>
           </w:tcPr>
           <w:p>
+            <w:pPr>
+              <w:spacing w:line="360" w:lineRule="auto" w:before="0" w:after="0"/>
+              <w:ind w:firstLine="0"/>
+              <w:jc w:val="both"/>
+            </w:pPr>
             <w:r>
               <w:rPr>
-                <w:sz w:val="18"/>
+                <w:rFonts w:ascii="Times New Roman" w:hAnsi="Times New Roman" w:eastAsia="Times New Roman" w:cs="Times New Roman"/>
+                <w:b w:val="0"/>
+                <w:sz w:val="22"/>
               </w:rPr>
               <w:t>НФТ-2</w:t>
             </w:r>
@@ -1665,9 +2529,16 @@
             <w:tcW w:type="dxa" w:w="2160"/>
           </w:tcPr>
           <w:p>
+            <w:pPr>
+              <w:spacing w:line="360" w:lineRule="auto" w:before="0" w:after="0"/>
+              <w:ind w:firstLine="0"/>
+              <w:jc w:val="both"/>
+            </w:pPr>
             <w:r>
               <w:rPr>
-                <w:sz w:val="18"/>
+                <w:rFonts w:ascii="Times New Roman" w:hAnsi="Times New Roman" w:eastAsia="Times New Roman" w:cs="Times New Roman"/>
+                <w:b w:val="0"/>
+                <w:sz w:val="22"/>
               </w:rPr>
             </w:r>
           </w:p>
@@ -1677,9 +2548,16 @@
             <w:tcW w:type="dxa" w:w="2160"/>
           </w:tcPr>
           <w:p>
+            <w:pPr>
+              <w:spacing w:line="360" w:lineRule="auto" w:before="0" w:after="0"/>
+              <w:ind w:firstLine="0"/>
+              <w:jc w:val="both"/>
+            </w:pPr>
             <w:r>
               <w:rPr>
-                <w:sz w:val="18"/>
+                <w:rFonts w:ascii="Times New Roman" w:hAnsi="Times New Roman" w:eastAsia="Times New Roman" w:cs="Times New Roman"/>
+                <w:b w:val="0"/>
+                <w:sz w:val="22"/>
               </w:rPr>
             </w:r>
           </w:p>
@@ -1689,9 +2567,16 @@
             <w:tcW w:type="dxa" w:w="2160"/>
           </w:tcPr>
           <w:p>
+            <w:pPr>
+              <w:spacing w:line="360" w:lineRule="auto" w:before="0" w:after="0"/>
+              <w:ind w:firstLine="0"/>
+              <w:jc w:val="both"/>
+            </w:pPr>
             <w:r>
               <w:rPr>
-                <w:sz w:val="18"/>
+                <w:rFonts w:ascii="Times New Roman" w:hAnsi="Times New Roman" w:eastAsia="Times New Roman" w:cs="Times New Roman"/>
+                <w:b w:val="0"/>
+                <w:sz w:val="22"/>
               </w:rPr>
             </w:r>
           </w:p>
@@ -1700,22 +2585,31 @@
     </w:tbl>
     <w:p/>
     <w:p>
+      <w:pPr>
+        <w:spacing w:line="360" w:lineRule="auto" w:before="0" w:after="0"/>
+        <w:ind w:firstLine="709"/>
+        <w:jc w:val="both"/>
+      </w:pPr>
       <w:r>
         <w:rPr>
+          <w:rFonts w:ascii="Times New Roman" w:hAnsi="Times New Roman" w:eastAsia="Times New Roman" w:cs="Times New Roman"/>
           <w:b/>
-          <w:sz w:val="24"/>
+          <w:sz w:val="28"/>
         </w:rPr>
         <w:t>Скриншоты выполнения работы</w:t>
       </w:r>
     </w:p>
     <w:p>
       <w:pPr>
+        <w:spacing w:line="360" w:lineRule="auto" w:before="0" w:after="0"/>
+        <w:ind w:firstLine="0"/>
         <w:jc w:val="center"/>
       </w:pPr>
       <w:r>
         <w:rPr>
+          <w:rFonts w:ascii="Times New Roman" w:hAnsi="Times New Roman" w:eastAsia="Times New Roman" w:cs="Times New Roman"/>
           <w:i/>
-          <w:sz w:val="22"/>
+          <w:sz w:val="28"/>
         </w:rPr>
         <w:t>[ Место для скриншота: список требований с приоритетами ]</w:t>
       </w:r>
@@ -1723,12 +2617,15 @@
     <w:p/>
     <w:p>
       <w:pPr>
+        <w:spacing w:line="360" w:lineRule="auto" w:before="0" w:after="0"/>
+        <w:ind w:firstLine="0"/>
         <w:jc w:val="center"/>
       </w:pPr>
       <w:r>
         <w:rPr>
+          <w:rFonts w:ascii="Times New Roman" w:hAnsi="Times New Roman" w:eastAsia="Times New Roman" w:cs="Times New Roman"/>
           <w:i/>
-          <w:sz w:val="22"/>
+          <w:sz w:val="28"/>
         </w:rPr>
         <w:t>[ Место для скриншота: контекстная диаграмма ]</w:t>
       </w:r>
@@ -1736,12 +2633,15 @@
     <w:p/>
     <w:p>
       <w:pPr>
+        <w:spacing w:line="360" w:lineRule="auto" w:before="0" w:after="0"/>
+        <w:ind w:firstLine="0"/>
         <w:jc w:val="center"/>
       </w:pPr>
       <w:r>
         <w:rPr>
+          <w:rFonts w:ascii="Times New Roman" w:hAnsi="Times New Roman" w:eastAsia="Times New Roman" w:cs="Times New Roman"/>
           <w:i/>
-          <w:sz w:val="22"/>
+          <w:sz w:val="28"/>
         </w:rPr>
         <w:t>[ Место для скриншота: декомпозиция процесса ]</w:t>
       </w:r>
@@ -1749,12 +2649,15 @@
     <w:p/>
     <w:p>
       <w:pPr>
+        <w:spacing w:line="360" w:lineRule="auto" w:before="0" w:after="0"/>
+        <w:ind w:firstLine="0"/>
         <w:jc w:val="center"/>
       </w:pPr>
       <w:r>
         <w:rPr>
+          <w:rFonts w:ascii="Times New Roman" w:hAnsi="Times New Roman" w:eastAsia="Times New Roman" w:cs="Times New Roman"/>
           <w:i/>
-          <w:sz w:val="22"/>
+          <w:sz w:val="28"/>
         </w:rPr>
         <w:t>[ Место для скриншота: матрица прослеживаемости ]</w:t>
       </w:r>
@@ -1762,84 +2665,132 @@
     <w:p/>
     <w:p>
       <w:pPr>
+        <w:spacing w:line="360" w:lineRule="auto" w:before="0" w:after="0"/>
+        <w:ind w:firstLine="0"/>
         <w:jc w:val="center"/>
       </w:pPr>
       <w:r>
         <w:rPr>
+          <w:rFonts w:ascii="Times New Roman" w:hAnsi="Times New Roman" w:eastAsia="Times New Roman" w:cs="Times New Roman"/>
           <w:i/>
-          <w:sz w:val="22"/>
+          <w:sz w:val="28"/>
         </w:rPr>
         <w:t>[ Место для скриншота: проверка требования на тестовом сценарии ]</w:t>
       </w:r>
     </w:p>
     <w:p/>
     <w:p>
+      <w:pPr>
+        <w:pStyle w:val="Heading1"/>
+        <w:keepNext/>
+        <w:keepLines/>
+        <w:spacing w:line="240" w:lineRule="auto" w:before="240" w:after="0"/>
+        <w:ind w:firstLine="0" w:left="0"/>
+        <w:jc w:val="both"/>
+      </w:pPr>
       <w:r>
         <w:rPr>
-          <w:b/>
-          <w:sz w:val="24"/>
+          <w:rFonts w:ascii="Times New Roman" w:hAnsi="Times New Roman" w:eastAsia="Times New Roman" w:cs="Times New Roman"/>
+          <w:b w:val="0"/>
+          <w:sz w:val="28"/>
         </w:rPr>
         <w:t>Вывод</w:t>
       </w:r>
     </w:p>
     <w:p>
+      <w:pPr>
+        <w:spacing w:line="360" w:lineRule="auto" w:before="0" w:after="0"/>
+        <w:ind w:firstLine="709"/>
+        <w:jc w:val="both"/>
+      </w:pPr>
       <w:r>
         <w:rPr>
+          <w:rFonts w:ascii="Times New Roman" w:hAnsi="Times New Roman" w:eastAsia="Times New Roman" w:cs="Times New Roman"/>
           <w:b w:val="0"/>
-          <w:sz w:val="24"/>
+          <w:sz w:val="28"/>
         </w:rPr>
         <w:t>Какое требование было самым неоднозначным? Как вы сделали его проверяемым? Почему функциональная модель без границ контекста быстро разрастается?</w:t>
       </w:r>
     </w:p>
     <w:p>
+      <w:pPr>
+        <w:spacing w:line="360" w:lineRule="auto" w:before="0" w:after="0"/>
+        <w:ind w:firstLine="709"/>
+        <w:jc w:val="both"/>
+      </w:pPr>
       <w:r>
         <w:rPr>
+          <w:rFonts w:ascii="Times New Roman" w:hAnsi="Times New Roman" w:eastAsia="Times New Roman" w:cs="Times New Roman"/>
           <w:b w:val="0"/>
-          <w:sz w:val="24"/>
+          <w:sz w:val="28"/>
         </w:rPr>
         <w:t>________________________________________________________________________</w:t>
       </w:r>
     </w:p>
     <w:p>
+      <w:pPr>
+        <w:spacing w:line="360" w:lineRule="auto" w:before="0" w:after="0"/>
+        <w:ind w:firstLine="709"/>
+        <w:jc w:val="both"/>
+      </w:pPr>
       <w:r>
         <w:rPr>
+          <w:rFonts w:ascii="Times New Roman" w:hAnsi="Times New Roman" w:eastAsia="Times New Roman" w:cs="Times New Roman"/>
           <w:b w:val="0"/>
-          <w:sz w:val="24"/>
+          <w:sz w:val="28"/>
         </w:rPr>
         <w:t>________________________________________________________________________</w:t>
       </w:r>
     </w:p>
     <w:p>
+      <w:pPr>
+        <w:spacing w:line="360" w:lineRule="auto" w:before="0" w:after="0"/>
+        <w:ind w:firstLine="709"/>
+        <w:jc w:val="both"/>
+      </w:pPr>
       <w:r>
         <w:rPr>
+          <w:rFonts w:ascii="Times New Roman" w:hAnsi="Times New Roman" w:eastAsia="Times New Roman" w:cs="Times New Roman"/>
           <w:b w:val="0"/>
-          <w:sz w:val="24"/>
+          <w:sz w:val="28"/>
         </w:rPr>
         <w:t>________________________________________________________________________</w:t>
       </w:r>
     </w:p>
     <w:p>
+      <w:pPr>
+        <w:spacing w:line="360" w:lineRule="auto" w:before="0" w:after="0"/>
+        <w:ind w:firstLine="709"/>
+        <w:jc w:val="both"/>
+      </w:pPr>
       <w:r>
         <w:rPr>
+          <w:rFonts w:ascii="Times New Roman" w:hAnsi="Times New Roman" w:eastAsia="Times New Roman" w:cs="Times New Roman"/>
           <w:b w:val="0"/>
-          <w:sz w:val="24"/>
+          <w:sz w:val="28"/>
         </w:rPr>
         <w:t>________________________________________________________________________</w:t>
       </w:r>
     </w:p>
     <w:p>
+      <w:pPr>
+        <w:spacing w:line="360" w:lineRule="auto" w:before="0" w:after="0"/>
+        <w:ind w:firstLine="709"/>
+        <w:jc w:val="both"/>
+      </w:pPr>
       <w:r>
         <w:rPr>
+          <w:rFonts w:ascii="Times New Roman" w:hAnsi="Times New Roman" w:eastAsia="Times New Roman" w:cs="Times New Roman"/>
           <w:b w:val="0"/>
-          <w:sz w:val="24"/>
+          <w:sz w:val="28"/>
         </w:rPr>
         <w:t>________________________________________________________________________</w:t>
       </w:r>
     </w:p>
     <w:p/>
     <w:sectPr>
-      <w:pgSz w:w="12240" w:h="15840"/>
-      <w:pgMar w:top="1440" w:right="1800" w:bottom="1440" w:left="1800" w:header="720" w:footer="720" w:gutter="0"/>
+      <w:pgSz w:w="11906" w:h="16838"/>
+      <w:pgMar w:top="1134" w:right="850" w:bottom="1134" w:left="1701" w:header="720" w:footer="720" w:gutter="0"/>
       <w:cols w:space="720"/>
       <w:docGrid w:linePitch="360"/>
     </w:sectPr>
@@ -2210,9 +3161,14 @@
     <w:name w:val="Normal"/>
     <w:qFormat/>
     <w:rsid w:val="00FC693F"/>
+    <w:pPr>
+      <w:spacing w:line="360" w:lineRule="auto" w:before="0" w:after="0"/>
+      <w:ind w:firstLine="709"/>
+      <w:jc w:val="both"/>
+    </w:pPr>
     <w:rPr>
-      <w:rFonts w:ascii="Times New Roman" w:hAnsi="Times New Roman"/>
-      <w:sz w:val="24"/>
+      <w:rFonts w:ascii="Times New Roman" w:hAnsi="Times New Roman" w:eastAsia="Times New Roman" w:cs="Times New Roman"/>
+      <w:sz w:val="28"/>
     </w:rPr>
   </w:style>
   <w:style w:type="paragraph" w:styleId="Header">
@@ -2270,12 +3226,14 @@
     <w:pPr>
       <w:keepNext/>
       <w:keepLines/>
-      <w:spacing w:before="480" w:after="0"/>
+      <w:spacing w:before="240" w:after="0" w:line="240" w:lineRule="auto"/>
+      <w:ind w:firstLine="0" w:left="0"/>
+      <w:jc w:val="both"/>
       <w:outlineLvl w:val="0"/>
     </w:pPr>
     <w:rPr>
-      <w:rFonts w:asciiTheme="majorHAnsi" w:eastAsiaTheme="majorEastAsia" w:hAnsiTheme="majorHAnsi" w:cstheme="majorBidi"/>
-      <w:b/>
+      <w:rFonts w:asciiTheme="majorHAnsi" w:eastAsiaTheme="majorEastAsia" w:hAnsiTheme="majorHAnsi" w:cstheme="majorBidi" w:ascii="Times New Roman" w:hAnsi="Times New Roman" w:eastAsia="Times New Roman" w:cs="Times New Roman"/>
+      <w:b w:val="0"/>
       <w:bCs/>
       <w:color w:val="365F91" w:themeColor="accent1" w:themeShade="BF"/>
       <w:sz w:val="28"/>
@@ -2294,15 +3252,17 @@
     <w:pPr>
       <w:keepNext/>
       <w:keepLines/>
-      <w:spacing w:before="200" w:after="0"/>
+      <w:spacing w:before="40" w:after="0" w:line="240" w:lineRule="auto"/>
+      <w:ind w:firstLine="0" w:left="0"/>
+      <w:jc w:val="left"/>
       <w:outlineLvl w:val="1"/>
     </w:pPr>
     <w:rPr>
-      <w:rFonts w:asciiTheme="majorHAnsi" w:eastAsiaTheme="majorEastAsia" w:hAnsiTheme="majorHAnsi" w:cstheme="majorBidi"/>
+      <w:rFonts w:asciiTheme="majorHAnsi" w:eastAsiaTheme="majorEastAsia" w:hAnsiTheme="majorHAnsi" w:cstheme="majorBidi" w:ascii="Times New Roman" w:hAnsi="Times New Roman" w:eastAsia="Times New Roman" w:cs="Times New Roman"/>
       <w:b/>
       <w:bCs/>
       <w:color w:val="4F81BD" w:themeColor="accent1"/>
-      <w:sz w:val="26"/>
+      <w:sz w:val="28"/>
       <w:szCs w:val="26"/>
     </w:rPr>
   </w:style>
@@ -2632,9 +3592,14 @@
     <w:qFormat/>
     <w:rsid w:val="00FC693F"/>
     <w:pPr>
-      <w:ind w:left="720"/>
+      <w:spacing w:line="360" w:lineRule="auto" w:before="0" w:after="0"/>
+      <w:ind w:left="709" w:firstLine="0"/>
       <w:contextualSpacing/>
     </w:pPr>
+    <w:rPr>
+      <w:rFonts w:ascii="Times New Roman" w:hAnsi="Times New Roman" w:eastAsia="Times New Roman" w:cs="Times New Roman"/>
+      <w:sz w:val="28"/>
+    </w:rPr>
   </w:style>
   <w:style w:type="paragraph" w:styleId="BodyText">
     <w:name w:val="Body Text"/>

--- a/docs/4/uifis/reports/UIFIS_practice-11_report-template.docx
+++ b/docs/4/uifis/reports/UIFIS_practice-11_report-template.docx
@@ -12,6 +12,7 @@
         <w:rPr>
           <w:rFonts w:ascii="Times New Roman" w:hAnsi="Times New Roman" w:eastAsia="Times New Roman" w:cs="Times New Roman"/>
           <w:b/>
+          <w:color w:val="000000"/>
           <w:sz w:val="28"/>
         </w:rPr>
         <w:t>Устройство и функционирование информационной системы (МДК.06.03)</w:t>
@@ -27,6 +28,7 @@
         <w:rPr>
           <w:rFonts w:ascii="Times New Roman" w:hAnsi="Times New Roman" w:eastAsia="Times New Roman" w:cs="Times New Roman"/>
           <w:b/>
+          <w:color w:val="000000"/>
           <w:sz w:val="28"/>
         </w:rPr>
         <w:t>Отчёт по практической работе 11</w:t>
@@ -42,6 +44,7 @@
         <w:rPr>
           <w:rFonts w:ascii="Times New Roman" w:hAnsi="Times New Roman" w:eastAsia="Times New Roman" w:cs="Times New Roman"/>
           <w:b w:val="0"/>
+          <w:color w:val="000000"/>
           <w:sz w:val="28"/>
         </w:rPr>
         <w:t>Тема: Формирование требований и функциональная модель ИС</w:t>
@@ -58,6 +61,7 @@
         <w:rPr>
           <w:rFonts w:ascii="Times New Roman" w:hAnsi="Times New Roman" w:eastAsia="Times New Roman" w:cs="Times New Roman"/>
           <w:b w:val="0"/>
+          <w:color w:val="000000"/>
           <w:sz w:val="28"/>
         </w:rPr>
         <w:t>ФИО студента: ______________________________________</w:t>
@@ -73,6 +77,7 @@
         <w:rPr>
           <w:rFonts w:ascii="Times New Roman" w:hAnsi="Times New Roman" w:eastAsia="Times New Roman" w:cs="Times New Roman"/>
           <w:b w:val="0"/>
+          <w:color w:val="000000"/>
           <w:sz w:val="28"/>
         </w:rPr>
         <w:t>Группа: ______________________  Дата: _______________</w:t>
@@ -84,14 +89,16 @@
         <w:pStyle w:val="Heading1"/>
         <w:keepNext/>
         <w:keepLines/>
+        <w:pageBreakBefore/>
         <w:spacing w:line="240" w:lineRule="auto" w:before="240" w:after="0"/>
-        <w:ind w:firstLine="0" w:left="0"/>
+        <w:ind w:left="0" w:firstLine="0"/>
         <w:jc w:val="both"/>
       </w:pPr>
       <w:r>
         <w:rPr>
           <w:rFonts w:ascii="Times New Roman" w:hAnsi="Times New Roman" w:eastAsia="Times New Roman" w:cs="Times New Roman"/>
           <w:b w:val="0"/>
+          <w:color w:val="000000"/>
           <w:sz w:val="28"/>
         </w:rPr>
         <w:t>Цель работы</w:t>
@@ -107,6 +114,7 @@
         <w:rPr>
           <w:rFonts w:ascii="Times New Roman" w:hAnsi="Times New Roman" w:eastAsia="Times New Roman" w:cs="Times New Roman"/>
           <w:b w:val="0"/>
+          <w:color w:val="000000"/>
           <w:sz w:val="28"/>
         </w:rPr>
         <w:t>Разобрать учебный сценарий, сформулировать функциональные и нефункциональные требования, построить контекстную диаграмму и декомпозицию процесса, связать требования с элементами модели и проверить полноту.</w:t>
@@ -119,13 +127,14 @@
         <w:keepNext/>
         <w:keepLines/>
         <w:spacing w:line="240" w:lineRule="auto" w:before="240" w:after="0"/>
-        <w:ind w:firstLine="0" w:left="0"/>
+        <w:ind w:left="0" w:firstLine="0"/>
         <w:jc w:val="both"/>
       </w:pPr>
       <w:r>
         <w:rPr>
           <w:rFonts w:ascii="Times New Roman" w:hAnsi="Times New Roman" w:eastAsia="Times New Roman" w:cs="Times New Roman"/>
           <w:b w:val="0"/>
+          <w:color w:val="000000"/>
           <w:sz w:val="28"/>
         </w:rPr>
         <w:t>Ход работы</w:t>
@@ -141,6 +150,7 @@
         <w:rPr>
           <w:rFonts w:ascii="Times New Roman" w:hAnsi="Times New Roman" w:eastAsia="Times New Roman" w:cs="Times New Roman"/>
           <w:b/>
+          <w:color w:val="000000"/>
           <w:sz w:val="28"/>
         </w:rPr>
         <w:t>Учебный сценарий</w:t>
@@ -156,6 +166,7 @@
         <w:rPr>
           <w:rFonts w:ascii="Times New Roman" w:hAnsi="Times New Roman" w:eastAsia="Times New Roman" w:cs="Times New Roman"/>
           <w:b w:val="0"/>
+          <w:color w:val="000000"/>
           <w:sz w:val="28"/>
         </w:rPr>
         <w:t>Колледж принимает заявки на справку через сайт. Студент заполняет форму, сотрудник проверяет данные, готовит справку и меняет статус заявки. Студент видит статус и получает уведомление.</w:t>
@@ -172,6 +183,7 @@
         <w:rPr>
           <w:rFonts w:ascii="Times New Roman" w:hAnsi="Times New Roman" w:eastAsia="Times New Roman" w:cs="Times New Roman"/>
           <w:b/>
+          <w:color w:val="000000"/>
           <w:sz w:val="28"/>
         </w:rPr>
         <w:t>Требования</w:t>
@@ -206,6 +218,7 @@
               <w:rPr>
                 <w:rFonts w:ascii="Times New Roman" w:hAnsi="Times New Roman" w:eastAsia="Times New Roman" w:cs="Times New Roman"/>
                 <w:b/>
+                <w:color w:val="000000"/>
                 <w:sz w:val="22"/>
               </w:rPr>
               <w:t>ID</w:t>
@@ -226,6 +239,7 @@
               <w:rPr>
                 <w:rFonts w:ascii="Times New Roman" w:hAnsi="Times New Roman" w:eastAsia="Times New Roman" w:cs="Times New Roman"/>
                 <w:b/>
+                <w:color w:val="000000"/>
                 <w:sz w:val="22"/>
               </w:rPr>
               <w:t>Тип</w:t>
@@ -246,6 +260,7 @@
               <w:rPr>
                 <w:rFonts w:ascii="Times New Roman" w:hAnsi="Times New Roman" w:eastAsia="Times New Roman" w:cs="Times New Roman"/>
                 <w:b/>
+                <w:color w:val="000000"/>
                 <w:sz w:val="22"/>
               </w:rPr>
               <w:t>Требование</w:t>
@@ -266,6 +281,7 @@
               <w:rPr>
                 <w:rFonts w:ascii="Times New Roman" w:hAnsi="Times New Roman" w:eastAsia="Times New Roman" w:cs="Times New Roman"/>
                 <w:b/>
+                <w:color w:val="000000"/>
                 <w:sz w:val="22"/>
               </w:rPr>
               <w:t>Приоритет</w:t>
@@ -286,6 +302,7 @@
               <w:rPr>
                 <w:rFonts w:ascii="Times New Roman" w:hAnsi="Times New Roman" w:eastAsia="Times New Roman" w:cs="Times New Roman"/>
                 <w:b/>
+                <w:color w:val="000000"/>
                 <w:sz w:val="22"/>
               </w:rPr>
               <w:t>Проверка</w:t>
@@ -308,6 +325,7 @@
               <w:rPr>
                 <w:rFonts w:ascii="Times New Roman" w:hAnsi="Times New Roman" w:eastAsia="Times New Roman" w:cs="Times New Roman"/>
                 <w:b w:val="0"/>
+                <w:color w:val="000000"/>
                 <w:sz w:val="22"/>
               </w:rPr>
               <w:t>ФТ-1</w:t>
@@ -328,6 +346,7 @@
               <w:rPr>
                 <w:rFonts w:ascii="Times New Roman" w:hAnsi="Times New Roman" w:eastAsia="Times New Roman" w:cs="Times New Roman"/>
                 <w:b w:val="0"/>
+                <w:color w:val="000000"/>
                 <w:sz w:val="22"/>
               </w:rPr>
               <w:t>Функциональное</w:t>
@@ -348,6 +367,7 @@
               <w:rPr>
                 <w:rFonts w:ascii="Times New Roman" w:hAnsi="Times New Roman" w:eastAsia="Times New Roman" w:cs="Times New Roman"/>
                 <w:b w:val="0"/>
+                <w:color w:val="000000"/>
                 <w:sz w:val="22"/>
               </w:rPr>
               <w:t>Студент создаёт заявку с типом справки</w:t>
@@ -368,6 +388,7 @@
               <w:rPr>
                 <w:rFonts w:ascii="Times New Roman" w:hAnsi="Times New Roman" w:eastAsia="Times New Roman" w:cs="Times New Roman"/>
                 <w:b w:val="0"/>
+                <w:color w:val="000000"/>
                 <w:sz w:val="22"/>
               </w:rPr>
               <w:t>высокий</w:t>
@@ -388,6 +409,7 @@
               <w:rPr>
                 <w:rFonts w:ascii="Times New Roman" w:hAnsi="Times New Roman" w:eastAsia="Times New Roman" w:cs="Times New Roman"/>
                 <w:b w:val="0"/>
+                <w:color w:val="000000"/>
                 <w:sz w:val="22"/>
               </w:rPr>
             </w:r>
@@ -409,6 +431,7 @@
               <w:rPr>
                 <w:rFonts w:ascii="Times New Roman" w:hAnsi="Times New Roman" w:eastAsia="Times New Roman" w:cs="Times New Roman"/>
                 <w:b w:val="0"/>
+                <w:color w:val="000000"/>
                 <w:sz w:val="22"/>
               </w:rPr>
               <w:t>ФТ-2</w:t>
@@ -429,6 +452,7 @@
               <w:rPr>
                 <w:rFonts w:ascii="Times New Roman" w:hAnsi="Times New Roman" w:eastAsia="Times New Roman" w:cs="Times New Roman"/>
                 <w:b w:val="0"/>
+                <w:color w:val="000000"/>
                 <w:sz w:val="22"/>
               </w:rPr>
               <w:t>Функциональное</w:t>
@@ -449,6 +473,7 @@
               <w:rPr>
                 <w:rFonts w:ascii="Times New Roman" w:hAnsi="Times New Roman" w:eastAsia="Times New Roman" w:cs="Times New Roman"/>
                 <w:b w:val="0"/>
+                <w:color w:val="000000"/>
                 <w:sz w:val="22"/>
               </w:rPr>
               <w:t>Сотрудник видит очередь заявок</w:t>
@@ -469,6 +494,7 @@
               <w:rPr>
                 <w:rFonts w:ascii="Times New Roman" w:hAnsi="Times New Roman" w:eastAsia="Times New Roman" w:cs="Times New Roman"/>
                 <w:b w:val="0"/>
+                <w:color w:val="000000"/>
                 <w:sz w:val="22"/>
               </w:rPr>
               <w:t>высокий</w:t>
@@ -489,6 +515,7 @@
               <w:rPr>
                 <w:rFonts w:ascii="Times New Roman" w:hAnsi="Times New Roman" w:eastAsia="Times New Roman" w:cs="Times New Roman"/>
                 <w:b w:val="0"/>
+                <w:color w:val="000000"/>
                 <w:sz w:val="22"/>
               </w:rPr>
             </w:r>
@@ -510,6 +537,7 @@
               <w:rPr>
                 <w:rFonts w:ascii="Times New Roman" w:hAnsi="Times New Roman" w:eastAsia="Times New Roman" w:cs="Times New Roman"/>
                 <w:b w:val="0"/>
+                <w:color w:val="000000"/>
                 <w:sz w:val="22"/>
               </w:rPr>
               <w:t>ФТ-3</w:t>
@@ -530,6 +558,7 @@
               <w:rPr>
                 <w:rFonts w:ascii="Times New Roman" w:hAnsi="Times New Roman" w:eastAsia="Times New Roman" w:cs="Times New Roman"/>
                 <w:b w:val="0"/>
+                <w:color w:val="000000"/>
                 <w:sz w:val="22"/>
               </w:rPr>
               <w:t>Функциональное</w:t>
@@ -550,6 +579,7 @@
               <w:rPr>
                 <w:rFonts w:ascii="Times New Roman" w:hAnsi="Times New Roman" w:eastAsia="Times New Roman" w:cs="Times New Roman"/>
                 <w:b w:val="0"/>
+                <w:color w:val="000000"/>
                 <w:sz w:val="22"/>
               </w:rPr>
               <w:t>Сотрудник меняет статус заявки</w:t>
@@ -570,6 +600,7 @@
               <w:rPr>
                 <w:rFonts w:ascii="Times New Roman" w:hAnsi="Times New Roman" w:eastAsia="Times New Roman" w:cs="Times New Roman"/>
                 <w:b w:val="0"/>
+                <w:color w:val="000000"/>
                 <w:sz w:val="22"/>
               </w:rPr>
               <w:t>высокий</w:t>
@@ -590,6 +621,7 @@
               <w:rPr>
                 <w:rFonts w:ascii="Times New Roman" w:hAnsi="Times New Roman" w:eastAsia="Times New Roman" w:cs="Times New Roman"/>
                 <w:b w:val="0"/>
+                <w:color w:val="000000"/>
                 <w:sz w:val="22"/>
               </w:rPr>
             </w:r>
@@ -611,6 +643,7 @@
               <w:rPr>
                 <w:rFonts w:ascii="Times New Roman" w:hAnsi="Times New Roman" w:eastAsia="Times New Roman" w:cs="Times New Roman"/>
                 <w:b w:val="0"/>
+                <w:color w:val="000000"/>
                 <w:sz w:val="22"/>
               </w:rPr>
               <w:t>ФТ-4</w:t>
@@ -631,6 +664,7 @@
               <w:rPr>
                 <w:rFonts w:ascii="Times New Roman" w:hAnsi="Times New Roman" w:eastAsia="Times New Roman" w:cs="Times New Roman"/>
                 <w:b w:val="0"/>
+                <w:color w:val="000000"/>
                 <w:sz w:val="22"/>
               </w:rPr>
               <w:t>Функциональное</w:t>
@@ -651,6 +685,7 @@
               <w:rPr>
                 <w:rFonts w:ascii="Times New Roman" w:hAnsi="Times New Roman" w:eastAsia="Times New Roman" w:cs="Times New Roman"/>
                 <w:b w:val="0"/>
+                <w:color w:val="000000"/>
                 <w:sz w:val="22"/>
               </w:rPr>
               <w:t>Студент видит статус только своей заявки</w:t>
@@ -671,6 +706,7 @@
               <w:rPr>
                 <w:rFonts w:ascii="Times New Roman" w:hAnsi="Times New Roman" w:eastAsia="Times New Roman" w:cs="Times New Roman"/>
                 <w:b w:val="0"/>
+                <w:color w:val="000000"/>
                 <w:sz w:val="22"/>
               </w:rPr>
               <w:t>высокий</w:t>
@@ -691,6 +727,7 @@
               <w:rPr>
                 <w:rFonts w:ascii="Times New Roman" w:hAnsi="Times New Roman" w:eastAsia="Times New Roman" w:cs="Times New Roman"/>
                 <w:b w:val="0"/>
+                <w:color w:val="000000"/>
                 <w:sz w:val="22"/>
               </w:rPr>
             </w:r>
@@ -712,6 +749,7 @@
               <w:rPr>
                 <w:rFonts w:ascii="Times New Roman" w:hAnsi="Times New Roman" w:eastAsia="Times New Roman" w:cs="Times New Roman"/>
                 <w:b w:val="0"/>
+                <w:color w:val="000000"/>
                 <w:sz w:val="22"/>
               </w:rPr>
               <w:t>ФТ-5</w:t>
@@ -732,6 +770,7 @@
               <w:rPr>
                 <w:rFonts w:ascii="Times New Roman" w:hAnsi="Times New Roman" w:eastAsia="Times New Roman" w:cs="Times New Roman"/>
                 <w:b w:val="0"/>
+                <w:color w:val="000000"/>
                 <w:sz w:val="22"/>
               </w:rPr>
               <w:t>Функциональное</w:t>
@@ -752,6 +791,7 @@
               <w:rPr>
                 <w:rFonts w:ascii="Times New Roman" w:hAnsi="Times New Roman" w:eastAsia="Times New Roman" w:cs="Times New Roman"/>
                 <w:b w:val="0"/>
+                <w:color w:val="000000"/>
                 <w:sz w:val="22"/>
               </w:rPr>
               <w:t>Система хранит журнал изменений</w:t>
@@ -772,6 +812,7 @@
               <w:rPr>
                 <w:rFonts w:ascii="Times New Roman" w:hAnsi="Times New Roman" w:eastAsia="Times New Roman" w:cs="Times New Roman"/>
                 <w:b w:val="0"/>
+                <w:color w:val="000000"/>
                 <w:sz w:val="22"/>
               </w:rPr>
               <w:t>средний</w:t>
@@ -792,6 +833,7 @@
               <w:rPr>
                 <w:rFonts w:ascii="Times New Roman" w:hAnsi="Times New Roman" w:eastAsia="Times New Roman" w:cs="Times New Roman"/>
                 <w:b w:val="0"/>
+                <w:color w:val="000000"/>
                 <w:sz w:val="22"/>
               </w:rPr>
             </w:r>
@@ -813,6 +855,7 @@
               <w:rPr>
                 <w:rFonts w:ascii="Times New Roman" w:hAnsi="Times New Roman" w:eastAsia="Times New Roman" w:cs="Times New Roman"/>
                 <w:b w:val="0"/>
+                <w:color w:val="000000"/>
                 <w:sz w:val="22"/>
               </w:rPr>
               <w:t>НФТ-1</w:t>
@@ -833,6 +876,7 @@
               <w:rPr>
                 <w:rFonts w:ascii="Times New Roman" w:hAnsi="Times New Roman" w:eastAsia="Times New Roman" w:cs="Times New Roman"/>
                 <w:b w:val="0"/>
+                <w:color w:val="000000"/>
                 <w:sz w:val="22"/>
               </w:rPr>
               <w:t>Нефункциональное</w:t>
@@ -853,6 +897,7 @@
               <w:rPr>
                 <w:rFonts w:ascii="Times New Roman" w:hAnsi="Times New Roman" w:eastAsia="Times New Roman" w:cs="Times New Roman"/>
                 <w:b w:val="0"/>
+                <w:color w:val="000000"/>
                 <w:sz w:val="22"/>
               </w:rPr>
               <w:t>Ответ на создание заявки не дольше 2 секунд</w:t>
@@ -873,6 +918,7 @@
               <w:rPr>
                 <w:rFonts w:ascii="Times New Roman" w:hAnsi="Times New Roman" w:eastAsia="Times New Roman" w:cs="Times New Roman"/>
                 <w:b w:val="0"/>
+                <w:color w:val="000000"/>
                 <w:sz w:val="22"/>
               </w:rPr>
               <w:t>средний</w:t>
@@ -893,6 +939,7 @@
               <w:rPr>
                 <w:rFonts w:ascii="Times New Roman" w:hAnsi="Times New Roman" w:eastAsia="Times New Roman" w:cs="Times New Roman"/>
                 <w:b w:val="0"/>
+                <w:color w:val="000000"/>
                 <w:sz w:val="22"/>
               </w:rPr>
             </w:r>
@@ -914,6 +961,7 @@
               <w:rPr>
                 <w:rFonts w:ascii="Times New Roman" w:hAnsi="Times New Roman" w:eastAsia="Times New Roman" w:cs="Times New Roman"/>
                 <w:b w:val="0"/>
+                <w:color w:val="000000"/>
                 <w:sz w:val="22"/>
               </w:rPr>
               <w:t>НФТ-2</w:t>
@@ -934,6 +982,7 @@
               <w:rPr>
                 <w:rFonts w:ascii="Times New Roman" w:hAnsi="Times New Roman" w:eastAsia="Times New Roman" w:cs="Times New Roman"/>
                 <w:b w:val="0"/>
+                <w:color w:val="000000"/>
                 <w:sz w:val="22"/>
               </w:rPr>
               <w:t>Нефункциональное</w:t>
@@ -954,6 +1003,7 @@
               <w:rPr>
                 <w:rFonts w:ascii="Times New Roman" w:hAnsi="Times New Roman" w:eastAsia="Times New Roman" w:cs="Times New Roman"/>
                 <w:b w:val="0"/>
+                <w:color w:val="000000"/>
                 <w:sz w:val="22"/>
               </w:rPr>
               <w:t>Пароль и персональные данные не попадают в журнал</w:t>
@@ -974,6 +1024,7 @@
               <w:rPr>
                 <w:rFonts w:ascii="Times New Roman" w:hAnsi="Times New Roman" w:eastAsia="Times New Roman" w:cs="Times New Roman"/>
                 <w:b w:val="0"/>
+                <w:color w:val="000000"/>
                 <w:sz w:val="22"/>
               </w:rPr>
               <w:t>высокий</w:t>
@@ -994,6 +1045,7 @@
               <w:rPr>
                 <w:rFonts w:ascii="Times New Roman" w:hAnsi="Times New Roman" w:eastAsia="Times New Roman" w:cs="Times New Roman"/>
                 <w:b w:val="0"/>
+                <w:color w:val="000000"/>
                 <w:sz w:val="22"/>
               </w:rPr>
             </w:r>
@@ -1015,6 +1067,7 @@
               <w:rPr>
                 <w:rFonts w:ascii="Times New Roman" w:hAnsi="Times New Roman" w:eastAsia="Times New Roman" w:cs="Times New Roman"/>
                 <w:b w:val="0"/>
+                <w:color w:val="000000"/>
                 <w:sz w:val="22"/>
               </w:rPr>
               <w:t>НФТ-3</w:t>
@@ -1035,6 +1088,7 @@
               <w:rPr>
                 <w:rFonts w:ascii="Times New Roman" w:hAnsi="Times New Roman" w:eastAsia="Times New Roman" w:cs="Times New Roman"/>
                 <w:b w:val="0"/>
+                <w:color w:val="000000"/>
                 <w:sz w:val="22"/>
               </w:rPr>
               <w:t>Нефункциональное</w:t>
@@ -1055,6 +1109,7 @@
               <w:rPr>
                 <w:rFonts w:ascii="Times New Roman" w:hAnsi="Times New Roman" w:eastAsia="Times New Roman" w:cs="Times New Roman"/>
                 <w:b w:val="0"/>
+                <w:color w:val="000000"/>
                 <w:sz w:val="22"/>
               </w:rPr>
               <w:t>Форма работает с клавиатуры</w:t>
@@ -1075,6 +1130,7 @@
               <w:rPr>
                 <w:rFonts w:ascii="Times New Roman" w:hAnsi="Times New Roman" w:eastAsia="Times New Roman" w:cs="Times New Roman"/>
                 <w:b w:val="0"/>
+                <w:color w:val="000000"/>
                 <w:sz w:val="22"/>
               </w:rPr>
               <w:t>средний</w:t>
@@ -1095,6 +1151,7 @@
               <w:rPr>
                 <w:rFonts w:ascii="Times New Roman" w:hAnsi="Times New Roman" w:eastAsia="Times New Roman" w:cs="Times New Roman"/>
                 <w:b w:val="0"/>
+                <w:color w:val="000000"/>
                 <w:sz w:val="22"/>
               </w:rPr>
             </w:r>
@@ -1116,6 +1173,7 @@
               <w:rPr>
                 <w:rFonts w:ascii="Times New Roman" w:hAnsi="Times New Roman" w:eastAsia="Times New Roman" w:cs="Times New Roman"/>
                 <w:b w:val="0"/>
+                <w:color w:val="000000"/>
                 <w:sz w:val="22"/>
               </w:rPr>
               <w:t>НФТ-4</w:t>
@@ -1136,6 +1194,7 @@
               <w:rPr>
                 <w:rFonts w:ascii="Times New Roman" w:hAnsi="Times New Roman" w:eastAsia="Times New Roman" w:cs="Times New Roman"/>
                 <w:b w:val="0"/>
+                <w:color w:val="000000"/>
                 <w:sz w:val="22"/>
               </w:rPr>
               <w:t>Нефункциональное</w:t>
@@ -1156,6 +1215,7 @@
               <w:rPr>
                 <w:rFonts w:ascii="Times New Roman" w:hAnsi="Times New Roman" w:eastAsia="Times New Roman" w:cs="Times New Roman"/>
                 <w:b w:val="0"/>
+                <w:color w:val="000000"/>
                 <w:sz w:val="22"/>
               </w:rPr>
               <w:t>Одновременно работают 30 сотрудников</w:t>
@@ -1176,6 +1236,7 @@
               <w:rPr>
                 <w:rFonts w:ascii="Times New Roman" w:hAnsi="Times New Roman" w:eastAsia="Times New Roman" w:cs="Times New Roman"/>
                 <w:b w:val="0"/>
+                <w:color w:val="000000"/>
                 <w:sz w:val="22"/>
               </w:rPr>
               <w:t>средний</w:t>
@@ -1196,6 +1257,7 @@
               <w:rPr>
                 <w:rFonts w:ascii="Times New Roman" w:hAnsi="Times New Roman" w:eastAsia="Times New Roman" w:cs="Times New Roman"/>
                 <w:b w:val="0"/>
+                <w:color w:val="000000"/>
                 <w:sz w:val="22"/>
               </w:rPr>
             </w:r>
@@ -1217,6 +1279,7 @@
               <w:rPr>
                 <w:rFonts w:ascii="Times New Roman" w:hAnsi="Times New Roman" w:eastAsia="Times New Roman" w:cs="Times New Roman"/>
                 <w:b w:val="0"/>
+                <w:color w:val="000000"/>
                 <w:sz w:val="22"/>
               </w:rPr>
               <w:t>НФТ-5</w:t>
@@ -1237,6 +1300,7 @@
               <w:rPr>
                 <w:rFonts w:ascii="Times New Roman" w:hAnsi="Times New Roman" w:eastAsia="Times New Roman" w:cs="Times New Roman"/>
                 <w:b w:val="0"/>
+                <w:color w:val="000000"/>
                 <w:sz w:val="22"/>
               </w:rPr>
               <w:t>Нефункциональное</w:t>
@@ -1257,6 +1321,7 @@
               <w:rPr>
                 <w:rFonts w:ascii="Times New Roman" w:hAnsi="Times New Roman" w:eastAsia="Times New Roman" w:cs="Times New Roman"/>
                 <w:b w:val="0"/>
+                <w:color w:val="000000"/>
                 <w:sz w:val="22"/>
               </w:rPr>
               <w:t>Данные сохраняются при перезапуске</w:t>
@@ -1277,6 +1342,7 @@
               <w:rPr>
                 <w:rFonts w:ascii="Times New Roman" w:hAnsi="Times New Roman" w:eastAsia="Times New Roman" w:cs="Times New Roman"/>
                 <w:b w:val="0"/>
+                <w:color w:val="000000"/>
                 <w:sz w:val="22"/>
               </w:rPr>
               <w:t>высокий</w:t>
@@ -1297,6 +1363,7 @@
               <w:rPr>
                 <w:rFonts w:ascii="Times New Roman" w:hAnsi="Times New Roman" w:eastAsia="Times New Roman" w:cs="Times New Roman"/>
                 <w:b w:val="0"/>
+                <w:color w:val="000000"/>
                 <w:sz w:val="22"/>
               </w:rPr>
             </w:r>
@@ -1315,6 +1382,7 @@
         <w:rPr>
           <w:rFonts w:ascii="Times New Roman" w:hAnsi="Times New Roman" w:eastAsia="Times New Roman" w:cs="Times New Roman"/>
           <w:b/>
+          <w:color w:val="000000"/>
           <w:sz w:val="28"/>
         </w:rPr>
         <w:t>Сценарии использования</w:t>
@@ -1348,6 +1416,7 @@
               <w:rPr>
                 <w:rFonts w:ascii="Times New Roman" w:hAnsi="Times New Roman" w:eastAsia="Times New Roman" w:cs="Times New Roman"/>
                 <w:b/>
+                <w:color w:val="000000"/>
                 <w:sz w:val="22"/>
               </w:rPr>
               <w:t>Актор</w:t>
@@ -1368,6 +1437,7 @@
               <w:rPr>
                 <w:rFonts w:ascii="Times New Roman" w:hAnsi="Times New Roman" w:eastAsia="Times New Roman" w:cs="Times New Roman"/>
                 <w:b/>
+                <w:color w:val="000000"/>
                 <w:sz w:val="22"/>
               </w:rPr>
               <w:t>Сценарий</w:t>
@@ -1388,6 +1458,7 @@
               <w:rPr>
                 <w:rFonts w:ascii="Times New Roman" w:hAnsi="Times New Roman" w:eastAsia="Times New Roman" w:cs="Times New Roman"/>
                 <w:b/>
+                <w:color w:val="000000"/>
                 <w:sz w:val="22"/>
               </w:rPr>
               <w:t>Результат</w:t>
@@ -1408,6 +1479,7 @@
               <w:rPr>
                 <w:rFonts w:ascii="Times New Roman" w:hAnsi="Times New Roman" w:eastAsia="Times New Roman" w:cs="Times New Roman"/>
                 <w:b/>
+                <w:color w:val="000000"/>
                 <w:sz w:val="22"/>
               </w:rPr>
               <w:t>Требования</w:t>
@@ -1430,6 +1502,7 @@
               <w:rPr>
                 <w:rFonts w:ascii="Times New Roman" w:hAnsi="Times New Roman" w:eastAsia="Times New Roman" w:cs="Times New Roman"/>
                 <w:b w:val="0"/>
+                <w:color w:val="000000"/>
                 <w:sz w:val="22"/>
               </w:rPr>
               <w:t>Студент</w:t>
@@ -1450,6 +1523,7 @@
               <w:rPr>
                 <w:rFonts w:ascii="Times New Roman" w:hAnsi="Times New Roman" w:eastAsia="Times New Roman" w:cs="Times New Roman"/>
                 <w:b w:val="0"/>
+                <w:color w:val="000000"/>
                 <w:sz w:val="22"/>
               </w:rPr>
               <w:t>Создать заявку</w:t>
@@ -1470,6 +1544,7 @@
               <w:rPr>
                 <w:rFonts w:ascii="Times New Roman" w:hAnsi="Times New Roman" w:eastAsia="Times New Roman" w:cs="Times New Roman"/>
                 <w:b w:val="0"/>
+                <w:color w:val="000000"/>
                 <w:sz w:val="22"/>
               </w:rPr>
               <w:t>Заявка в статусе «новая»</w:t>
@@ -1490,6 +1565,7 @@
               <w:rPr>
                 <w:rFonts w:ascii="Times New Roman" w:hAnsi="Times New Roman" w:eastAsia="Times New Roman" w:cs="Times New Roman"/>
                 <w:b w:val="0"/>
+                <w:color w:val="000000"/>
                 <w:sz w:val="22"/>
               </w:rPr>
               <w:t>ФТ-1</w:t>
@@ -1512,6 +1588,7 @@
               <w:rPr>
                 <w:rFonts w:ascii="Times New Roman" w:hAnsi="Times New Roman" w:eastAsia="Times New Roman" w:cs="Times New Roman"/>
                 <w:b w:val="0"/>
+                <w:color w:val="000000"/>
                 <w:sz w:val="22"/>
               </w:rPr>
               <w:t>Студент</w:t>
@@ -1532,6 +1609,7 @@
               <w:rPr>
                 <w:rFonts w:ascii="Times New Roman" w:hAnsi="Times New Roman" w:eastAsia="Times New Roman" w:cs="Times New Roman"/>
                 <w:b w:val="0"/>
+                <w:color w:val="000000"/>
                 <w:sz w:val="22"/>
               </w:rPr>
               <w:t>Посмотреть статус</w:t>
@@ -1552,6 +1630,7 @@
               <w:rPr>
                 <w:rFonts w:ascii="Times New Roman" w:hAnsi="Times New Roman" w:eastAsia="Times New Roman" w:cs="Times New Roman"/>
                 <w:b w:val="0"/>
+                <w:color w:val="000000"/>
                 <w:sz w:val="22"/>
               </w:rPr>
               <w:t>Видна только своя заявка</w:t>
@@ -1572,6 +1651,7 @@
               <w:rPr>
                 <w:rFonts w:ascii="Times New Roman" w:hAnsi="Times New Roman" w:eastAsia="Times New Roman" w:cs="Times New Roman"/>
                 <w:b w:val="0"/>
+                <w:color w:val="000000"/>
                 <w:sz w:val="22"/>
               </w:rPr>
               <w:t>ФТ-4</w:t>
@@ -1594,6 +1674,7 @@
               <w:rPr>
                 <w:rFonts w:ascii="Times New Roman" w:hAnsi="Times New Roman" w:eastAsia="Times New Roman" w:cs="Times New Roman"/>
                 <w:b w:val="0"/>
+                <w:color w:val="000000"/>
                 <w:sz w:val="22"/>
               </w:rPr>
               <w:t>Сотрудник</w:t>
@@ -1614,6 +1695,7 @@
               <w:rPr>
                 <w:rFonts w:ascii="Times New Roman" w:hAnsi="Times New Roman" w:eastAsia="Times New Roman" w:cs="Times New Roman"/>
                 <w:b w:val="0"/>
+                <w:color w:val="000000"/>
                 <w:sz w:val="22"/>
               </w:rPr>
               <w:t>Обработать заявку</w:t>
@@ -1634,6 +1716,7 @@
               <w:rPr>
                 <w:rFonts w:ascii="Times New Roman" w:hAnsi="Times New Roman" w:eastAsia="Times New Roman" w:cs="Times New Roman"/>
                 <w:b w:val="0"/>
+                <w:color w:val="000000"/>
                 <w:sz w:val="22"/>
               </w:rPr>
               <w:t>Статус изменён</w:t>
@@ -1654,6 +1737,7 @@
               <w:rPr>
                 <w:rFonts w:ascii="Times New Roman" w:hAnsi="Times New Roman" w:eastAsia="Times New Roman" w:cs="Times New Roman"/>
                 <w:b w:val="0"/>
+                <w:color w:val="000000"/>
                 <w:sz w:val="22"/>
               </w:rPr>
               <w:t>ФТ-2, ФТ-3</w:t>
@@ -1676,6 +1760,7 @@
               <w:rPr>
                 <w:rFonts w:ascii="Times New Roman" w:hAnsi="Times New Roman" w:eastAsia="Times New Roman" w:cs="Times New Roman"/>
                 <w:b w:val="0"/>
+                <w:color w:val="000000"/>
                 <w:sz w:val="22"/>
               </w:rPr>
               <w:t>Сотрудник</w:t>
@@ -1696,6 +1781,7 @@
               <w:rPr>
                 <w:rFonts w:ascii="Times New Roman" w:hAnsi="Times New Roman" w:eastAsia="Times New Roman" w:cs="Times New Roman"/>
                 <w:b w:val="0"/>
+                <w:color w:val="000000"/>
                 <w:sz w:val="22"/>
               </w:rPr>
               <w:t>Отклонить заявку</w:t>
@@ -1716,6 +1802,7 @@
               <w:rPr>
                 <w:rFonts w:ascii="Times New Roman" w:hAnsi="Times New Roman" w:eastAsia="Times New Roman" w:cs="Times New Roman"/>
                 <w:b w:val="0"/>
+                <w:color w:val="000000"/>
                 <w:sz w:val="22"/>
               </w:rPr>
               <w:t>Указана причина</w:t>
@@ -1736,6 +1823,7 @@
               <w:rPr>
                 <w:rFonts w:ascii="Times New Roman" w:hAnsi="Times New Roman" w:eastAsia="Times New Roman" w:cs="Times New Roman"/>
                 <w:b w:val="0"/>
+                <w:color w:val="000000"/>
                 <w:sz w:val="22"/>
               </w:rPr>
               <w:t>ФТ-3, ФТ-5</w:t>
@@ -1758,6 +1846,7 @@
               <w:rPr>
                 <w:rFonts w:ascii="Times New Roman" w:hAnsi="Times New Roman" w:eastAsia="Times New Roman" w:cs="Times New Roman"/>
                 <w:b w:val="0"/>
+                <w:color w:val="000000"/>
                 <w:sz w:val="22"/>
               </w:rPr>
               <w:t>Администратор</w:t>
@@ -1778,6 +1867,7 @@
               <w:rPr>
                 <w:rFonts w:ascii="Times New Roman" w:hAnsi="Times New Roman" w:eastAsia="Times New Roman" w:cs="Times New Roman"/>
                 <w:b w:val="0"/>
+                <w:color w:val="000000"/>
                 <w:sz w:val="22"/>
               </w:rPr>
               <w:t>Посмотреть журнал</w:t>
@@ -1798,6 +1888,7 @@
               <w:rPr>
                 <w:rFonts w:ascii="Times New Roman" w:hAnsi="Times New Roman" w:eastAsia="Times New Roman" w:cs="Times New Roman"/>
                 <w:b w:val="0"/>
+                <w:color w:val="000000"/>
                 <w:sz w:val="22"/>
               </w:rPr>
               <w:t>История изменений</w:t>
@@ -1818,6 +1909,7 @@
               <w:rPr>
                 <w:rFonts w:ascii="Times New Roman" w:hAnsi="Times New Roman" w:eastAsia="Times New Roman" w:cs="Times New Roman"/>
                 <w:b w:val="0"/>
+                <w:color w:val="000000"/>
                 <w:sz w:val="22"/>
               </w:rPr>
               <w:t>ФТ-5, НФТ-2</w:t>
@@ -1837,6 +1929,7 @@
         <w:rPr>
           <w:rFonts w:ascii="Times New Roman" w:hAnsi="Times New Roman" w:eastAsia="Times New Roman" w:cs="Times New Roman"/>
           <w:b/>
+          <w:color w:val="000000"/>
           <w:sz w:val="28"/>
         </w:rPr>
         <w:t>Контекстная диаграмма</w:t>
@@ -1852,6 +1945,7 @@
         <w:rPr>
           <w:rFonts w:ascii="Times New Roman" w:hAnsi="Times New Roman" w:eastAsia="Times New Roman" w:cs="Times New Roman"/>
           <w:b w:val="0"/>
+          <w:color w:val="000000"/>
           <w:sz w:val="28"/>
         </w:rPr>
         <w:t>Покажите один процесс «Обработать заявку на справку», внешних участников, входы, выходы, управление и механизмы.</w:t>
@@ -1867,6 +1961,7 @@
         <w:rPr>
           <w:rFonts w:ascii="Times New Roman" w:hAnsi="Times New Roman" w:eastAsia="Times New Roman" w:cs="Times New Roman"/>
           <w:i/>
+          <w:color w:val="000000"/>
           <w:sz w:val="28"/>
         </w:rPr>
         <w:t>[ Место для контекстной диаграммы: студент, сотрудник, администратор, процесс ]</w:t>
@@ -1883,6 +1978,7 @@
         <w:rPr>
           <w:rFonts w:ascii="Times New Roman" w:hAnsi="Times New Roman" w:eastAsia="Times New Roman" w:cs="Times New Roman"/>
           <w:b/>
+          <w:color w:val="000000"/>
           <w:sz w:val="28"/>
         </w:rPr>
         <w:t>Декомпозиция</w:t>
@@ -1898,6 +1994,7 @@
         <w:rPr>
           <w:rFonts w:ascii="Times New Roman" w:hAnsi="Times New Roman" w:eastAsia="Times New Roman" w:cs="Times New Roman"/>
           <w:b w:val="0"/>
+          <w:color w:val="000000"/>
           <w:sz w:val="28"/>
         </w:rPr>
         <w:t>Раскройте процесс на 4 подпроцесса и подпишите потоки между ними.</w:t>
@@ -1913,6 +2010,7 @@
         <w:rPr>
           <w:rFonts w:ascii="Times New Roman" w:hAnsi="Times New Roman" w:eastAsia="Times New Roman" w:cs="Times New Roman"/>
           <w:i/>
+          <w:color w:val="000000"/>
           <w:sz w:val="28"/>
         </w:rPr>
         <w:t>[ Место для декомпозиции: проверить, согласовать, подготовить, уведомить ]</w:t>
@@ -1929,6 +2027,7 @@
         <w:rPr>
           <w:rFonts w:ascii="Times New Roman" w:hAnsi="Times New Roman" w:eastAsia="Times New Roman" w:cs="Times New Roman"/>
           <w:b/>
+          <w:color w:val="000000"/>
           <w:sz w:val="28"/>
         </w:rPr>
         <w:t>Матрица прослеживаемости</w:t>
@@ -1962,6 +2061,7 @@
               <w:rPr>
                 <w:rFonts w:ascii="Times New Roman" w:hAnsi="Times New Roman" w:eastAsia="Times New Roman" w:cs="Times New Roman"/>
                 <w:b/>
+                <w:color w:val="000000"/>
                 <w:sz w:val="22"/>
               </w:rPr>
               <w:t>Требование</w:t>
@@ -1982,6 +2082,7 @@
               <w:rPr>
                 <w:rFonts w:ascii="Times New Roman" w:hAnsi="Times New Roman" w:eastAsia="Times New Roman" w:cs="Times New Roman"/>
                 <w:b/>
+                <w:color w:val="000000"/>
                 <w:sz w:val="22"/>
               </w:rPr>
               <w:t>Элемент модели</w:t>
@@ -2002,6 +2103,7 @@
               <w:rPr>
                 <w:rFonts w:ascii="Times New Roman" w:hAnsi="Times New Roman" w:eastAsia="Times New Roman" w:cs="Times New Roman"/>
                 <w:b/>
+                <w:color w:val="000000"/>
                 <w:sz w:val="22"/>
               </w:rPr>
               <w:t>Проверка</w:t>
@@ -2022,6 +2124,7 @@
               <w:rPr>
                 <w:rFonts w:ascii="Times New Roman" w:hAnsi="Times New Roman" w:eastAsia="Times New Roman" w:cs="Times New Roman"/>
                 <w:b/>
+                <w:color w:val="000000"/>
                 <w:sz w:val="22"/>
               </w:rPr>
               <w:t>Покрыто</w:t>
@@ -2044,6 +2147,7 @@
               <w:rPr>
                 <w:rFonts w:ascii="Times New Roman" w:hAnsi="Times New Roman" w:eastAsia="Times New Roman" w:cs="Times New Roman"/>
                 <w:b w:val="0"/>
+                <w:color w:val="000000"/>
                 <w:sz w:val="22"/>
               </w:rPr>
               <w:t>ФТ-1</w:t>
@@ -2064,6 +2168,7 @@
               <w:rPr>
                 <w:rFonts w:ascii="Times New Roman" w:hAnsi="Times New Roman" w:eastAsia="Times New Roman" w:cs="Times New Roman"/>
                 <w:b w:val="0"/>
+                <w:color w:val="000000"/>
                 <w:sz w:val="22"/>
               </w:rPr>
             </w:r>
@@ -2083,6 +2188,7 @@
               <w:rPr>
                 <w:rFonts w:ascii="Times New Roman" w:hAnsi="Times New Roman" w:eastAsia="Times New Roman" w:cs="Times New Roman"/>
                 <w:b w:val="0"/>
+                <w:color w:val="000000"/>
                 <w:sz w:val="22"/>
               </w:rPr>
             </w:r>
@@ -2102,6 +2208,7 @@
               <w:rPr>
                 <w:rFonts w:ascii="Times New Roman" w:hAnsi="Times New Roman" w:eastAsia="Times New Roman" w:cs="Times New Roman"/>
                 <w:b w:val="0"/>
+                <w:color w:val="000000"/>
                 <w:sz w:val="22"/>
               </w:rPr>
             </w:r>
@@ -2123,6 +2230,7 @@
               <w:rPr>
                 <w:rFonts w:ascii="Times New Roman" w:hAnsi="Times New Roman" w:eastAsia="Times New Roman" w:cs="Times New Roman"/>
                 <w:b w:val="0"/>
+                <w:color w:val="000000"/>
                 <w:sz w:val="22"/>
               </w:rPr>
               <w:t>ФТ-2</w:t>
@@ -2143,6 +2251,7 @@
               <w:rPr>
                 <w:rFonts w:ascii="Times New Roman" w:hAnsi="Times New Roman" w:eastAsia="Times New Roman" w:cs="Times New Roman"/>
                 <w:b w:val="0"/>
+                <w:color w:val="000000"/>
                 <w:sz w:val="22"/>
               </w:rPr>
             </w:r>
@@ -2162,6 +2271,7 @@
               <w:rPr>
                 <w:rFonts w:ascii="Times New Roman" w:hAnsi="Times New Roman" w:eastAsia="Times New Roman" w:cs="Times New Roman"/>
                 <w:b w:val="0"/>
+                <w:color w:val="000000"/>
                 <w:sz w:val="22"/>
               </w:rPr>
             </w:r>
@@ -2181,6 +2291,7 @@
               <w:rPr>
                 <w:rFonts w:ascii="Times New Roman" w:hAnsi="Times New Roman" w:eastAsia="Times New Roman" w:cs="Times New Roman"/>
                 <w:b w:val="0"/>
+                <w:color w:val="000000"/>
                 <w:sz w:val="22"/>
               </w:rPr>
             </w:r>
@@ -2202,6 +2313,7 @@
               <w:rPr>
                 <w:rFonts w:ascii="Times New Roman" w:hAnsi="Times New Roman" w:eastAsia="Times New Roman" w:cs="Times New Roman"/>
                 <w:b w:val="0"/>
+                <w:color w:val="000000"/>
                 <w:sz w:val="22"/>
               </w:rPr>
               <w:t>ФТ-3</w:t>
@@ -2222,6 +2334,7 @@
               <w:rPr>
                 <w:rFonts w:ascii="Times New Roman" w:hAnsi="Times New Roman" w:eastAsia="Times New Roman" w:cs="Times New Roman"/>
                 <w:b w:val="0"/>
+                <w:color w:val="000000"/>
                 <w:sz w:val="22"/>
               </w:rPr>
             </w:r>
@@ -2241,6 +2354,7 @@
               <w:rPr>
                 <w:rFonts w:ascii="Times New Roman" w:hAnsi="Times New Roman" w:eastAsia="Times New Roman" w:cs="Times New Roman"/>
                 <w:b w:val="0"/>
+                <w:color w:val="000000"/>
                 <w:sz w:val="22"/>
               </w:rPr>
             </w:r>
@@ -2260,6 +2374,7 @@
               <w:rPr>
                 <w:rFonts w:ascii="Times New Roman" w:hAnsi="Times New Roman" w:eastAsia="Times New Roman" w:cs="Times New Roman"/>
                 <w:b w:val="0"/>
+                <w:color w:val="000000"/>
                 <w:sz w:val="22"/>
               </w:rPr>
             </w:r>
@@ -2281,6 +2396,7 @@
               <w:rPr>
                 <w:rFonts w:ascii="Times New Roman" w:hAnsi="Times New Roman" w:eastAsia="Times New Roman" w:cs="Times New Roman"/>
                 <w:b w:val="0"/>
+                <w:color w:val="000000"/>
                 <w:sz w:val="22"/>
               </w:rPr>
               <w:t>ФТ-4</w:t>
@@ -2301,6 +2417,7 @@
               <w:rPr>
                 <w:rFonts w:ascii="Times New Roman" w:hAnsi="Times New Roman" w:eastAsia="Times New Roman" w:cs="Times New Roman"/>
                 <w:b w:val="0"/>
+                <w:color w:val="000000"/>
                 <w:sz w:val="22"/>
               </w:rPr>
             </w:r>
@@ -2320,6 +2437,7 @@
               <w:rPr>
                 <w:rFonts w:ascii="Times New Roman" w:hAnsi="Times New Roman" w:eastAsia="Times New Roman" w:cs="Times New Roman"/>
                 <w:b w:val="0"/>
+                <w:color w:val="000000"/>
                 <w:sz w:val="22"/>
               </w:rPr>
             </w:r>
@@ -2339,6 +2457,7 @@
               <w:rPr>
                 <w:rFonts w:ascii="Times New Roman" w:hAnsi="Times New Roman" w:eastAsia="Times New Roman" w:cs="Times New Roman"/>
                 <w:b w:val="0"/>
+                <w:color w:val="000000"/>
                 <w:sz w:val="22"/>
               </w:rPr>
             </w:r>
@@ -2360,6 +2479,7 @@
               <w:rPr>
                 <w:rFonts w:ascii="Times New Roman" w:hAnsi="Times New Roman" w:eastAsia="Times New Roman" w:cs="Times New Roman"/>
                 <w:b w:val="0"/>
+                <w:color w:val="000000"/>
                 <w:sz w:val="22"/>
               </w:rPr>
               <w:t>ФТ-5</w:t>
@@ -2380,6 +2500,7 @@
               <w:rPr>
                 <w:rFonts w:ascii="Times New Roman" w:hAnsi="Times New Roman" w:eastAsia="Times New Roman" w:cs="Times New Roman"/>
                 <w:b w:val="0"/>
+                <w:color w:val="000000"/>
                 <w:sz w:val="22"/>
               </w:rPr>
             </w:r>
@@ -2399,6 +2520,7 @@
               <w:rPr>
                 <w:rFonts w:ascii="Times New Roman" w:hAnsi="Times New Roman" w:eastAsia="Times New Roman" w:cs="Times New Roman"/>
                 <w:b w:val="0"/>
+                <w:color w:val="000000"/>
                 <w:sz w:val="22"/>
               </w:rPr>
             </w:r>
@@ -2418,6 +2540,7 @@
               <w:rPr>
                 <w:rFonts w:ascii="Times New Roman" w:hAnsi="Times New Roman" w:eastAsia="Times New Roman" w:cs="Times New Roman"/>
                 <w:b w:val="0"/>
+                <w:color w:val="000000"/>
                 <w:sz w:val="22"/>
               </w:rPr>
             </w:r>
@@ -2439,6 +2562,7 @@
               <w:rPr>
                 <w:rFonts w:ascii="Times New Roman" w:hAnsi="Times New Roman" w:eastAsia="Times New Roman" w:cs="Times New Roman"/>
                 <w:b w:val="0"/>
+                <w:color w:val="000000"/>
                 <w:sz w:val="22"/>
               </w:rPr>
               <w:t>НФТ-1</w:t>
@@ -2459,6 +2583,7 @@
               <w:rPr>
                 <w:rFonts w:ascii="Times New Roman" w:hAnsi="Times New Roman" w:eastAsia="Times New Roman" w:cs="Times New Roman"/>
                 <w:b w:val="0"/>
+                <w:color w:val="000000"/>
                 <w:sz w:val="22"/>
               </w:rPr>
             </w:r>
@@ -2478,6 +2603,7 @@
               <w:rPr>
                 <w:rFonts w:ascii="Times New Roman" w:hAnsi="Times New Roman" w:eastAsia="Times New Roman" w:cs="Times New Roman"/>
                 <w:b w:val="0"/>
+                <w:color w:val="000000"/>
                 <w:sz w:val="22"/>
               </w:rPr>
             </w:r>
@@ -2497,6 +2623,7 @@
               <w:rPr>
                 <w:rFonts w:ascii="Times New Roman" w:hAnsi="Times New Roman" w:eastAsia="Times New Roman" w:cs="Times New Roman"/>
                 <w:b w:val="0"/>
+                <w:color w:val="000000"/>
                 <w:sz w:val="22"/>
               </w:rPr>
             </w:r>
@@ -2518,6 +2645,7 @@
               <w:rPr>
                 <w:rFonts w:ascii="Times New Roman" w:hAnsi="Times New Roman" w:eastAsia="Times New Roman" w:cs="Times New Roman"/>
                 <w:b w:val="0"/>
+                <w:color w:val="000000"/>
                 <w:sz w:val="22"/>
               </w:rPr>
               <w:t>НФТ-2</w:t>
@@ -2538,6 +2666,7 @@
               <w:rPr>
                 <w:rFonts w:ascii="Times New Roman" w:hAnsi="Times New Roman" w:eastAsia="Times New Roman" w:cs="Times New Roman"/>
                 <w:b w:val="0"/>
+                <w:color w:val="000000"/>
                 <w:sz w:val="22"/>
               </w:rPr>
             </w:r>
@@ -2557,6 +2686,7 @@
               <w:rPr>
                 <w:rFonts w:ascii="Times New Roman" w:hAnsi="Times New Roman" w:eastAsia="Times New Roman" w:cs="Times New Roman"/>
                 <w:b w:val="0"/>
+                <w:color w:val="000000"/>
                 <w:sz w:val="22"/>
               </w:rPr>
             </w:r>
@@ -2576,6 +2706,7 @@
               <w:rPr>
                 <w:rFonts w:ascii="Times New Roman" w:hAnsi="Times New Roman" w:eastAsia="Times New Roman" w:cs="Times New Roman"/>
                 <w:b w:val="0"/>
+                <w:color w:val="000000"/>
                 <w:sz w:val="22"/>
               </w:rPr>
             </w:r>
@@ -2594,6 +2725,7 @@
         <w:rPr>
           <w:rFonts w:ascii="Times New Roman" w:hAnsi="Times New Roman" w:eastAsia="Times New Roman" w:cs="Times New Roman"/>
           <w:b/>
+          <w:color w:val="000000"/>
           <w:sz w:val="28"/>
         </w:rPr>
         <w:t>Скриншоты выполнения работы</w:t>
@@ -2609,6 +2741,7 @@
         <w:rPr>
           <w:rFonts w:ascii="Times New Roman" w:hAnsi="Times New Roman" w:eastAsia="Times New Roman" w:cs="Times New Roman"/>
           <w:i/>
+          <w:color w:val="000000"/>
           <w:sz w:val="28"/>
         </w:rPr>
         <w:t>[ Место для скриншота: список требований с приоритетами ]</w:t>
@@ -2625,6 +2758,7 @@
         <w:rPr>
           <w:rFonts w:ascii="Times New Roman" w:hAnsi="Times New Roman" w:eastAsia="Times New Roman" w:cs="Times New Roman"/>
           <w:i/>
+          <w:color w:val="000000"/>
           <w:sz w:val="28"/>
         </w:rPr>
         <w:t>[ Место для скриншота: контекстная диаграмма ]</w:t>
@@ -2641,6 +2775,7 @@
         <w:rPr>
           <w:rFonts w:ascii="Times New Roman" w:hAnsi="Times New Roman" w:eastAsia="Times New Roman" w:cs="Times New Roman"/>
           <w:i/>
+          <w:color w:val="000000"/>
           <w:sz w:val="28"/>
         </w:rPr>
         <w:t>[ Место для скриншота: декомпозиция процесса ]</w:t>
@@ -2657,6 +2792,7 @@
         <w:rPr>
           <w:rFonts w:ascii="Times New Roman" w:hAnsi="Times New Roman" w:eastAsia="Times New Roman" w:cs="Times New Roman"/>
           <w:i/>
+          <w:color w:val="000000"/>
           <w:sz w:val="28"/>
         </w:rPr>
         <w:t>[ Место для скриншота: матрица прослеживаемости ]</w:t>
@@ -2673,6 +2809,7 @@
         <w:rPr>
           <w:rFonts w:ascii="Times New Roman" w:hAnsi="Times New Roman" w:eastAsia="Times New Roman" w:cs="Times New Roman"/>
           <w:i/>
+          <w:color w:val="000000"/>
           <w:sz w:val="28"/>
         </w:rPr>
         <w:t>[ Место для скриншота: проверка требования на тестовом сценарии ]</w:t>
@@ -2685,13 +2822,14 @@
         <w:keepNext/>
         <w:keepLines/>
         <w:spacing w:line="240" w:lineRule="auto" w:before="240" w:after="0"/>
-        <w:ind w:firstLine="0" w:left="0"/>
+        <w:ind w:left="0" w:firstLine="0"/>
         <w:jc w:val="both"/>
       </w:pPr>
       <w:r>
         <w:rPr>
           <w:rFonts w:ascii="Times New Roman" w:hAnsi="Times New Roman" w:eastAsia="Times New Roman" w:cs="Times New Roman"/>
           <w:b w:val="0"/>
+          <w:color w:val="000000"/>
           <w:sz w:val="28"/>
         </w:rPr>
         <w:t>Вывод</w:t>
@@ -2707,6 +2845,7 @@
         <w:rPr>
           <w:rFonts w:ascii="Times New Roman" w:hAnsi="Times New Roman" w:eastAsia="Times New Roman" w:cs="Times New Roman"/>
           <w:b w:val="0"/>
+          <w:color w:val="000000"/>
           <w:sz w:val="28"/>
         </w:rPr>
         <w:t>Какое требование было самым неоднозначным? Как вы сделали его проверяемым? Почему функциональная модель без границ контекста быстро разрастается?</w:t>
@@ -2722,9 +2861,9 @@
         <w:rPr>
           <w:rFonts w:ascii="Times New Roman" w:hAnsi="Times New Roman" w:eastAsia="Times New Roman" w:cs="Times New Roman"/>
           <w:b w:val="0"/>
+          <w:color w:val="000000"/>
           <w:sz w:val="28"/>
         </w:rPr>
-        <w:t>________________________________________________________________________</w:t>
       </w:r>
     </w:p>
     <w:p>
@@ -2737,9 +2876,9 @@
         <w:rPr>
           <w:rFonts w:ascii="Times New Roman" w:hAnsi="Times New Roman" w:eastAsia="Times New Roman" w:cs="Times New Roman"/>
           <w:b w:val="0"/>
+          <w:color w:val="000000"/>
           <w:sz w:val="28"/>
         </w:rPr>
-        <w:t>________________________________________________________________________</w:t>
       </w:r>
     </w:p>
     <w:p>
@@ -2752,9 +2891,9 @@
         <w:rPr>
           <w:rFonts w:ascii="Times New Roman" w:hAnsi="Times New Roman" w:eastAsia="Times New Roman" w:cs="Times New Roman"/>
           <w:b w:val="0"/>
+          <w:color w:val="000000"/>
           <w:sz w:val="28"/>
         </w:rPr>
-        <w:t>________________________________________________________________________</w:t>
       </w:r>
     </w:p>
     <w:p>
@@ -2767,9 +2906,9 @@
         <w:rPr>
           <w:rFonts w:ascii="Times New Roman" w:hAnsi="Times New Roman" w:eastAsia="Times New Roman" w:cs="Times New Roman"/>
           <w:b w:val="0"/>
+          <w:color w:val="000000"/>
           <w:sz w:val="28"/>
         </w:rPr>
-        <w:t>________________________________________________________________________</w:t>
       </w:r>
     </w:p>
     <w:p>
@@ -2782,9 +2921,9 @@
         <w:rPr>
           <w:rFonts w:ascii="Times New Roman" w:hAnsi="Times New Roman" w:eastAsia="Times New Roman" w:cs="Times New Roman"/>
           <w:b w:val="0"/>
+          <w:color w:val="000000"/>
           <w:sz w:val="28"/>
         </w:rPr>
-        <w:t>________________________________________________________________________</w:t>
       </w:r>
     </w:p>
     <w:p/>
@@ -3168,6 +3307,7 @@
     </w:pPr>
     <w:rPr>
       <w:rFonts w:ascii="Times New Roman" w:hAnsi="Times New Roman" w:eastAsia="Times New Roman" w:cs="Times New Roman"/>
+      <w:color w:val="000000"/>
       <w:sz w:val="28"/>
     </w:rPr>
   </w:style>
@@ -3227,7 +3367,7 @@
       <w:keepNext/>
       <w:keepLines/>
       <w:spacing w:before="240" w:after="0" w:line="240" w:lineRule="auto"/>
-      <w:ind w:firstLine="0" w:left="0"/>
+      <w:ind w:left="0" w:firstLine="0"/>
       <w:jc w:val="both"/>
       <w:outlineLvl w:val="0"/>
     </w:pPr>
@@ -3235,7 +3375,7 @@
       <w:rFonts w:asciiTheme="majorHAnsi" w:eastAsiaTheme="majorEastAsia" w:hAnsiTheme="majorHAnsi" w:cstheme="majorBidi" w:ascii="Times New Roman" w:hAnsi="Times New Roman" w:eastAsia="Times New Roman" w:cs="Times New Roman"/>
       <w:b w:val="0"/>
       <w:bCs/>
-      <w:color w:val="365F91" w:themeColor="accent1" w:themeShade="BF"/>
+      <w:color w:val="000000"/>
       <w:sz w:val="28"/>
       <w:szCs w:val="28"/>
     </w:rPr>
@@ -3253,7 +3393,7 @@
       <w:keepNext/>
       <w:keepLines/>
       <w:spacing w:before="40" w:after="0" w:line="240" w:lineRule="auto"/>
-      <w:ind w:firstLine="0" w:left="0"/>
+      <w:ind w:left="0" w:firstLine="0"/>
       <w:jc w:val="left"/>
       <w:outlineLvl w:val="1"/>
     </w:pPr>
@@ -3261,7 +3401,7 @@
       <w:rFonts w:asciiTheme="majorHAnsi" w:eastAsiaTheme="majorEastAsia" w:hAnsiTheme="majorHAnsi" w:cstheme="majorBidi" w:ascii="Times New Roman" w:hAnsi="Times New Roman" w:eastAsia="Times New Roman" w:cs="Times New Roman"/>
       <w:b/>
       <w:bCs/>
-      <w:color w:val="4F81BD" w:themeColor="accent1"/>
+      <w:color w:val="000000"/>
       <w:sz w:val="28"/>
       <w:szCs w:val="26"/>
     </w:rPr>
@@ -3598,6 +3738,7 @@
     </w:pPr>
     <w:rPr>
       <w:rFonts w:ascii="Times New Roman" w:hAnsi="Times New Roman" w:eastAsia="Times New Roman" w:cs="Times New Roman"/>
+      <w:color w:val="000000"/>
       <w:sz w:val="28"/>
     </w:rPr>
   </w:style>
